--- a/FD06-EPIS-PropuestaProyecto.docx
+++ b/FD06-EPIS-PropuestaProyecto.docx
@@ -7,9 +7,2191 @@
         <w:jc w:val="center"/>
       </w:pPr>
       <w:r>
+        <w:rPr>
+          <w:rFonts w:ascii="Arial" w:hAnsi="Arial"/>
+          <w:b/>
+          <w:sz w:val="28"/>
+        </w:rPr>
+        <w:t>UNIVERSIDAD PRIVADA DE TACNA</w:t>
+      </w:r>
+    </w:p>
+    <w:p>
+      <w:pPr>
+        <w:jc w:val="center"/>
+      </w:pPr>
+      <w:r>
+        <w:rPr>
+          <w:rFonts w:ascii="Arial" w:hAnsi="Arial"/>
+          <w:b/>
+          <w:sz w:val="28"/>
+        </w:rPr>
+        <w:t>FACULTAD DE INGENIERIA</w:t>
+      </w:r>
+    </w:p>
+    <w:p>
+      <w:pPr>
+        <w:jc w:val="center"/>
+      </w:pPr>
+      <w:r>
+        <w:rPr>
+          <w:rFonts w:ascii="Arial" w:hAnsi="Arial"/>
+          <w:b w:val="0"/>
+          <w:sz w:val="28"/>
+        </w:rPr>
+        <w:t>Escuela Profesional de Ingenieria de Sistemas</w:t>
+      </w:r>
+    </w:p>
+    <w:p>
+      <w:pPr>
+        <w:jc w:val="center"/>
+      </w:pPr>
+      <w:r>
+        <w:rPr>
+          <w:rFonts w:ascii="Arial" w:hAnsi="Arial"/>
+          <w:b/>
+          <w:sz w:val="28"/>
+        </w:rPr>
+        <w:t>Drop Nexus - Replicador de Datos entre Bases de Datos</w:t>
+      </w:r>
+    </w:p>
+    <w:p>
+      <w:pPr>
+        <w:jc w:val="center"/>
+      </w:pPr>
+      <w:r>
+        <w:rPr>
+          <w:rFonts w:ascii="Arial" w:hAnsi="Arial"/>
+          <w:b/>
+          <w:sz w:val="28"/>
+        </w:rPr>
+        <w:t>FD06 - Propuesta de Proyecto</w:t>
+      </w:r>
+    </w:p>
+    <w:p>
+      <w:pPr>
+        <w:jc w:val="center"/>
+      </w:pPr>
+      <w:r>
+        <w:rPr>
+          <w:rFonts w:ascii="Arial" w:hAnsi="Arial"/>
+          <w:b w:val="0"/>
+          <w:sz w:val="22"/>
+        </w:rPr>
+        <w:t>Curso: SI783 - Proyecto de Sistemas</w:t>
+      </w:r>
+    </w:p>
+    <w:p>
+      <w:pPr>
+        <w:jc w:val="center"/>
+      </w:pPr>
+      <w:r>
+        <w:rPr>
+          <w:rFonts w:ascii="Arial" w:hAnsi="Arial"/>
+          <w:b w:val="0"/>
+          <w:sz w:val="22"/>
+        </w:rPr>
+        <w:t>Docente: Docente del curso</w:t>
+      </w:r>
+    </w:p>
+    <w:p>
+      <w:pPr>
+        <w:jc w:val="center"/>
+      </w:pPr>
+      <w:r>
+        <w:rPr>
+          <w:rFonts w:ascii="Arial" w:hAnsi="Arial"/>
+          <w:b w:val="0"/>
+          <w:sz w:val="22"/>
+        </w:rPr>
+        <w:t>Integrantes: Equipo del proyecto</w:t>
+      </w:r>
+    </w:p>
+    <w:p>
+      <w:pPr>
+        <w:jc w:val="center"/>
+      </w:pPr>
+      <w:r>
+        <w:rPr>
+          <w:rFonts w:ascii="Arial" w:hAnsi="Arial"/>
+          <w:b w:val="0"/>
+          <w:sz w:val="22"/>
+        </w:rPr>
+        <w:t>Version: 2.0</w:t>
+      </w:r>
+    </w:p>
+    <w:p>
+      <w:pPr>
+        <w:jc w:val="center"/>
+      </w:pPr>
+      <w:r>
+        <w:rPr>
+          <w:rFonts w:ascii="Arial" w:hAnsi="Arial"/>
+          <w:b w:val="0"/>
+          <w:sz w:val="22"/>
+        </w:rPr>
+        <w:t>Fecha: 04/07/2026</w:t>
+      </w:r>
+    </w:p>
+    <w:p>
+      <w:pPr>
+        <w:jc w:val="center"/>
+      </w:pPr>
+      <w:r>
+        <w:rPr>
+          <w:rFonts w:ascii="Arial" w:hAnsi="Arial"/>
+          <w:b w:val="0"/>
+          <w:sz w:val="22"/>
+        </w:rPr>
+        <w:t>Ubicacion del aplicativo: web/ del repositorio local</w:t>
+      </w:r>
+    </w:p>
+    <w:p>
+      <w:pPr>
+        <w:jc w:val="center"/>
+      </w:pPr>
+      <w:r>
+        <w:rPr>
+          <w:rFonts w:ascii="Arial" w:hAnsi="Arial"/>
+          <w:b w:val="0"/>
+          <w:sz w:val="22"/>
+        </w:rPr>
+        <w:t>Tacna - Peru 2026</w:t>
+      </w:r>
+    </w:p>
+    <w:p>
+      <w:r>
+        <w:rPr>
+          <w:rFonts w:ascii="Arial" w:hAnsi="Arial"/>
+          <w:sz w:val="20"/>
+        </w:rPr>
+        <w:br w:type="page"/>
+      </w:r>
+    </w:p>
+    <w:p>
+      <w:pPr>
+        <w:pStyle w:val="Heading1"/>
+      </w:pPr>
+      <w:r>
+        <w:rPr>
+          <w:rFonts w:ascii="Arial" w:hAnsi="Arial"/>
+          <w:sz w:val="20"/>
+        </w:rPr>
+        <w:t>Control de versiones</w:t>
+      </w:r>
+    </w:p>
+    <w:tbl>
+      <w:tblPr>
+        <w:tblStyle w:val="TableGrid"/>
+        <w:tblW w:type="auto" w:w="0"/>
+        <w:jc w:val="center"/>
+        <w:tblLook w:firstColumn="1" w:firstRow="1" w:lastColumn="0" w:lastRow="0" w:noHBand="0" w:noVBand="1" w:val="04A0"/>
+      </w:tblPr>
+      <w:tblGrid>
+        <w:gridCol w:w="1680"/>
+        <w:gridCol w:w="1680"/>
+        <w:gridCol w:w="1680"/>
+        <w:gridCol w:w="1680"/>
+        <w:gridCol w:w="1680"/>
+        <w:gridCol w:w="1680"/>
+      </w:tblGrid>
+      <w:tr>
+        <w:tc>
+          <w:tcPr>
+            <w:tcW w:type="dxa" w:w="1680"/>
+            <w:vAlign w:val="center"/>
+            <w:shd w:fill="1F4E79"/>
+          </w:tcPr>
+          <w:p>
+            <w:r/>
+            <w:r>
+              <w:rPr>
+                <w:b/>
+                <w:color w:val="FFFFFF"/>
+                <w:sz w:val="17"/>
+              </w:rPr>
+              <w:t>Version</w:t>
+            </w:r>
+          </w:p>
+        </w:tc>
+        <w:tc>
+          <w:tcPr>
+            <w:tcW w:type="dxa" w:w="1680"/>
+            <w:vAlign w:val="center"/>
+            <w:shd w:fill="1F4E79"/>
+          </w:tcPr>
+          <w:p>
+            <w:r/>
+            <w:r>
+              <w:rPr>
+                <w:b/>
+                <w:color w:val="FFFFFF"/>
+                <w:sz w:val="17"/>
+              </w:rPr>
+              <w:t>Hecha por</w:t>
+            </w:r>
+          </w:p>
+        </w:tc>
+        <w:tc>
+          <w:tcPr>
+            <w:tcW w:type="dxa" w:w="1680"/>
+            <w:vAlign w:val="center"/>
+            <w:shd w:fill="1F4E79"/>
+          </w:tcPr>
+          <w:p>
+            <w:r/>
+            <w:r>
+              <w:rPr>
+                <w:b/>
+                <w:color w:val="FFFFFF"/>
+                <w:sz w:val="17"/>
+              </w:rPr>
+              <w:t>Revisada por</w:t>
+            </w:r>
+          </w:p>
+        </w:tc>
+        <w:tc>
+          <w:tcPr>
+            <w:tcW w:type="dxa" w:w="1680"/>
+            <w:vAlign w:val="center"/>
+            <w:shd w:fill="1F4E79"/>
+          </w:tcPr>
+          <w:p>
+            <w:r/>
+            <w:r>
+              <w:rPr>
+                <w:b/>
+                <w:color w:val="FFFFFF"/>
+                <w:sz w:val="17"/>
+              </w:rPr>
+              <w:t>Aprobada por</w:t>
+            </w:r>
+          </w:p>
+        </w:tc>
+        <w:tc>
+          <w:tcPr>
+            <w:tcW w:type="dxa" w:w="1680"/>
+            <w:vAlign w:val="center"/>
+            <w:shd w:fill="1F4E79"/>
+          </w:tcPr>
+          <w:p>
+            <w:r/>
+            <w:r>
+              <w:rPr>
+                <w:b/>
+                <w:color w:val="FFFFFF"/>
+                <w:sz w:val="17"/>
+              </w:rPr>
+              <w:t>Fecha</w:t>
+            </w:r>
+          </w:p>
+        </w:tc>
+        <w:tc>
+          <w:tcPr>
+            <w:tcW w:type="dxa" w:w="1680"/>
+            <w:vAlign w:val="center"/>
+            <w:shd w:fill="1F4E79"/>
+          </w:tcPr>
+          <w:p>
+            <w:r/>
+            <w:r>
+              <w:rPr>
+                <w:b/>
+                <w:color w:val="FFFFFF"/>
+                <w:sz w:val="17"/>
+              </w:rPr>
+              <w:t>Motivo</w:t>
+            </w:r>
+          </w:p>
+        </w:tc>
+      </w:tr>
+      <w:tr>
+        <w:tc>
+          <w:tcPr>
+            <w:tcW w:type="dxa" w:w="1680"/>
+            <w:vAlign w:val="center"/>
+          </w:tcPr>
+          <w:p>
+            <w:r/>
+            <w:r>
+              <w:rPr>
+                <w:b w:val="0"/>
+                <w:sz w:val="17"/>
+              </w:rPr>
+              <w:t>1.0</w:t>
+            </w:r>
+          </w:p>
+        </w:tc>
+        <w:tc>
+          <w:tcPr>
+            <w:tcW w:type="dxa" w:w="1680"/>
+            <w:vAlign w:val="center"/>
+          </w:tcPr>
+          <w:p>
+            <w:r/>
+            <w:r>
+              <w:rPr>
+                <w:b w:val="0"/>
+                <w:sz w:val="17"/>
+              </w:rPr>
+              <w:t>Equipo del proyecto</w:t>
+            </w:r>
+          </w:p>
+        </w:tc>
+        <w:tc>
+          <w:tcPr>
+            <w:tcW w:type="dxa" w:w="1680"/>
+            <w:vAlign w:val="center"/>
+          </w:tcPr>
+          <w:p>
+            <w:r/>
+            <w:r>
+              <w:rPr>
+                <w:b w:val="0"/>
+                <w:sz w:val="17"/>
+              </w:rPr>
+              <w:t>Pendiente</w:t>
+            </w:r>
+          </w:p>
+        </w:tc>
+        <w:tc>
+          <w:tcPr>
+            <w:tcW w:type="dxa" w:w="1680"/>
+            <w:vAlign w:val="center"/>
+          </w:tcPr>
+          <w:p>
+            <w:r/>
+            <w:r>
+              <w:rPr>
+                <w:b w:val="0"/>
+                <w:sz w:val="17"/>
+              </w:rPr>
+              <w:t>Pendiente</w:t>
+            </w:r>
+          </w:p>
+        </w:tc>
+        <w:tc>
+          <w:tcPr>
+            <w:tcW w:type="dxa" w:w="1680"/>
+            <w:vAlign w:val="center"/>
+          </w:tcPr>
+          <w:p>
+            <w:r/>
+            <w:r>
+              <w:rPr>
+                <w:b w:val="0"/>
+                <w:sz w:val="17"/>
+              </w:rPr>
+              <w:t>04/07/2026</w:t>
+            </w:r>
+          </w:p>
+        </w:tc>
+        <w:tc>
+          <w:tcPr>
+            <w:tcW w:type="dxa" w:w="1680"/>
+            <w:vAlign w:val="center"/>
+          </w:tcPr>
+          <w:p>
+            <w:r/>
+            <w:r>
+              <w:rPr>
+                <w:b w:val="0"/>
+                <w:sz w:val="17"/>
+              </w:rPr>
+              <w:t>Adaptacion inicial al sistema implementado</w:t>
+            </w:r>
+          </w:p>
+        </w:tc>
+      </w:tr>
+      <w:tr>
+        <w:tc>
+          <w:tcPr>
+            <w:tcW w:type="dxa" w:w="1680"/>
+            <w:vAlign w:val="center"/>
+          </w:tcPr>
+          <w:p>
+            <w:r/>
+            <w:r>
+              <w:rPr>
+                <w:b w:val="0"/>
+                <w:sz w:val="17"/>
+              </w:rPr>
+              <w:t>2.0</w:t>
+            </w:r>
+          </w:p>
+        </w:tc>
+        <w:tc>
+          <w:tcPr>
+            <w:tcW w:type="dxa" w:w="1680"/>
+            <w:vAlign w:val="center"/>
+          </w:tcPr>
+          <w:p>
+            <w:r/>
+            <w:r>
+              <w:rPr>
+                <w:b w:val="0"/>
+                <w:sz w:val="17"/>
+              </w:rPr>
+              <w:t>Equipo del proyecto</w:t>
+            </w:r>
+          </w:p>
+        </w:tc>
+        <w:tc>
+          <w:tcPr>
+            <w:tcW w:type="dxa" w:w="1680"/>
+            <w:vAlign w:val="center"/>
+          </w:tcPr>
+          <w:p>
+            <w:r/>
+            <w:r>
+              <w:rPr>
+                <w:b w:val="0"/>
+                <w:sz w:val="17"/>
+              </w:rPr>
+              <w:t>Pendiente</w:t>
+            </w:r>
+          </w:p>
+        </w:tc>
+        <w:tc>
+          <w:tcPr>
+            <w:tcW w:type="dxa" w:w="1680"/>
+            <w:vAlign w:val="center"/>
+          </w:tcPr>
+          <w:p>
+            <w:r/>
+            <w:r>
+              <w:rPr>
+                <w:b w:val="0"/>
+                <w:sz w:val="17"/>
+              </w:rPr>
+              <w:t>Pendiente</w:t>
+            </w:r>
+          </w:p>
+        </w:tc>
+        <w:tc>
+          <w:tcPr>
+            <w:tcW w:type="dxa" w:w="1680"/>
+            <w:vAlign w:val="center"/>
+          </w:tcPr>
+          <w:p>
+            <w:r/>
+            <w:r>
+              <w:rPr>
+                <w:b w:val="0"/>
+                <w:sz w:val="17"/>
+              </w:rPr>
+              <w:t>04/07/2026</w:t>
+            </w:r>
+          </w:p>
+        </w:tc>
+        <w:tc>
+          <w:tcPr>
+            <w:tcW w:type="dxa" w:w="1680"/>
+            <w:vAlign w:val="center"/>
+          </w:tcPr>
+          <w:p>
+            <w:r/>
+            <w:r>
+              <w:rPr>
+                <w:b w:val="0"/>
+                <w:sz w:val="17"/>
+              </w:rPr>
+              <w:t>Ampliacion con funcionalidades, tablas y diagramas de la carpeta web</w:t>
+            </w:r>
+          </w:p>
+        </w:tc>
+      </w:tr>
+    </w:tbl>
+    <w:p/>
+    <w:p>
+      <w:pPr>
+        <w:pStyle w:val="Heading1"/>
+      </w:pPr>
+      <w:r>
+        <w:rPr>
+          <w:rFonts w:ascii="Arial" w:hAnsi="Arial"/>
+          <w:sz w:val="20"/>
+        </w:rPr>
+        <w:t>1. Propuesta</w:t>
+      </w:r>
+    </w:p>
+    <w:p>
+      <w:r>
+        <w:rPr>
+          <w:rFonts w:ascii="Arial" w:hAnsi="Arial"/>
+          <w:sz w:val="20"/>
+        </w:rPr>
+        <w:t>Se propone Drop Nexus, una aplicacion web para replicar datos entre bases de datos heterogeneas y archivos de uso academico o tecnico. La propuesta prioriza facilidad de uso, trazabilidad, seguridad basica y entrega de resultados descargables.</w:t>
+      </w:r>
+    </w:p>
+    <w:p>
+      <w:pPr>
+        <w:pStyle w:val="Heading1"/>
+      </w:pPr>
+      <w:r>
+        <w:rPr>
+          <w:rFonts w:ascii="Arial" w:hAnsi="Arial"/>
+          <w:sz w:val="20"/>
+        </w:rPr>
+        <w:t>2. Problema identificado</w:t>
+      </w:r>
+    </w:p>
+    <w:p>
+      <w:r>
+        <w:rPr>
+          <w:rFonts w:ascii="Arial" w:hAnsi="Arial"/>
+          <w:sz w:val="20"/>
+        </w:rPr>
+        <w:t>Las migraciones y replicas entre motores diferentes suelen resolverse con scripts manuales, exportaciones parciales y herramientas separadas. Esto dificulta explicar el proceso, recuperar errores, reintentar operaciones y entregar una base final verificable.</w:t>
+      </w:r>
+    </w:p>
+    <w:p>
+      <w:pPr>
+        <w:pStyle w:val="Heading1"/>
+      </w:pPr>
+      <w:r>
+        <w:rPr>
+          <w:rFonts w:ascii="Arial" w:hAnsi="Arial"/>
+          <w:sz w:val="20"/>
+        </w:rPr>
+        <w:t>3. Solucion propuesta</w:t>
+      </w:r>
+    </w:p>
+    <w:tbl>
+      <w:tblPr>
+        <w:tblStyle w:val="TableGrid"/>
+        <w:tblW w:type="auto" w:w="0"/>
+        <w:jc w:val="center"/>
+        <w:tblLook w:firstColumn="1" w:firstRow="1" w:lastColumn="0" w:lastRow="0" w:noHBand="0" w:noVBand="1" w:val="04A0"/>
+      </w:tblPr>
+      <w:tblGrid>
+        <w:gridCol w:w="5040"/>
+        <w:gridCol w:w="5040"/>
+      </w:tblGrid>
+      <w:tr>
+        <w:tc>
+          <w:tcPr>
+            <w:tcW w:type="dxa" w:w="5040"/>
+            <w:vAlign w:val="center"/>
+            <w:shd w:fill="1F4E79"/>
+          </w:tcPr>
+          <w:p>
+            <w:r/>
+            <w:r>
+              <w:rPr>
+                <w:b/>
+                <w:color w:val="FFFFFF"/>
+                <w:sz w:val="17"/>
+              </w:rPr>
+              <w:t>Componente de solucion</w:t>
+            </w:r>
+          </w:p>
+        </w:tc>
+        <w:tc>
+          <w:tcPr>
+            <w:tcW w:type="dxa" w:w="5040"/>
+            <w:vAlign w:val="center"/>
+            <w:shd w:fill="1F4E79"/>
+          </w:tcPr>
+          <w:p>
+            <w:r/>
+            <w:r>
+              <w:rPr>
+                <w:b/>
+                <w:color w:val="FFFFFF"/>
+                <w:sz w:val="17"/>
+              </w:rPr>
+              <w:t>Descripcion</w:t>
+            </w:r>
+          </w:p>
+        </w:tc>
+      </w:tr>
+      <w:tr>
+        <w:tc>
+          <w:tcPr>
+            <w:tcW w:type="dxa" w:w="5040"/>
+            <w:vAlign w:val="center"/>
+          </w:tcPr>
+          <w:p>
+            <w:r/>
+            <w:r>
+              <w:rPr>
+                <w:b w:val="0"/>
+                <w:sz w:val="17"/>
+              </w:rPr>
+              <w:t>Web centralizada</w:t>
+            </w:r>
+          </w:p>
+        </w:tc>
+        <w:tc>
+          <w:tcPr>
+            <w:tcW w:type="dxa" w:w="5040"/>
+            <w:vAlign w:val="center"/>
+          </w:tcPr>
+          <w:p>
+            <w:r/>
+            <w:r>
+              <w:rPr>
+                <w:b w:val="0"/>
+                <w:sz w:val="17"/>
+              </w:rPr>
+              <w:t>Dashboard para importar, seleccionar origen/destino, mapear y ejecutar replicas.</w:t>
+            </w:r>
+          </w:p>
+        </w:tc>
+      </w:tr>
+      <w:tr>
+        <w:tc>
+          <w:tcPr>
+            <w:tcW w:type="dxa" w:w="5040"/>
+            <w:vAlign w:val="center"/>
+          </w:tcPr>
+          <w:p>
+            <w:r/>
+            <w:r>
+              <w:rPr>
+                <w:b w:val="0"/>
+                <w:sz w:val="17"/>
+              </w:rPr>
+              <w:t>Normalizacion de archivos</w:t>
+            </w:r>
+          </w:p>
+        </w:tc>
+        <w:tc>
+          <w:tcPr>
+            <w:tcW w:type="dxa" w:w="5040"/>
+            <w:vAlign w:val="center"/>
+          </w:tcPr>
+          <w:p>
+            <w:r/>
+            <w:r>
+              <w:rPr>
+                <w:b w:val="0"/>
+                <w:sz w:val="17"/>
+              </w:rPr>
+              <w:t>Catalogos internos para operar sobre SQL, SQLite, MongoDB, Excel/CSV y .bak restaurado.</w:t>
+            </w:r>
+          </w:p>
+        </w:tc>
+      </w:tr>
+      <w:tr>
+        <w:tc>
+          <w:tcPr>
+            <w:tcW w:type="dxa" w:w="5040"/>
+            <w:vAlign w:val="center"/>
+          </w:tcPr>
+          <w:p>
+            <w:r/>
+            <w:r>
+              <w:rPr>
+                <w:b w:val="0"/>
+                <w:sz w:val="17"/>
+              </w:rPr>
+              <w:t>Replicacion configurable</w:t>
+            </w:r>
+          </w:p>
+        </w:tc>
+        <w:tc>
+          <w:tcPr>
+            <w:tcW w:type="dxa" w:w="5040"/>
+            <w:vAlign w:val="center"/>
+          </w:tcPr>
+          <w:p>
+            <w:r/>
+            <w:r>
+              <w:rPr>
+                <w:b w:val="0"/>
+                <w:sz w:val="17"/>
+              </w:rPr>
+              <w:t>Modos insert, upsert, replace y truncate; lotes, reintentos y programacion.</w:t>
+            </w:r>
+          </w:p>
+        </w:tc>
+      </w:tr>
+      <w:tr>
+        <w:tc>
+          <w:tcPr>
+            <w:tcW w:type="dxa" w:w="5040"/>
+            <w:vAlign w:val="center"/>
+          </w:tcPr>
+          <w:p>
+            <w:r/>
+            <w:r>
+              <w:rPr>
+                <w:b w:val="0"/>
+                <w:sz w:val="17"/>
+              </w:rPr>
+              <w:t>Descarga final</w:t>
+            </w:r>
+          </w:p>
+        </w:tc>
+        <w:tc>
+          <w:tcPr>
+            <w:tcW w:type="dxa" w:w="5040"/>
+            <w:vAlign w:val="center"/>
+          </w:tcPr>
+          <w:p>
+            <w:r/>
+            <w:r>
+              <w:rPr>
+                <w:b w:val="0"/>
+                <w:sz w:val="17"/>
+              </w:rPr>
+              <w:t>Exportacion de catalogos modificados en JSON, Excel XLSX y SQLite.</w:t>
+            </w:r>
+          </w:p>
+        </w:tc>
+      </w:tr>
+      <w:tr>
+        <w:tc>
+          <w:tcPr>
+            <w:tcW w:type="dxa" w:w="5040"/>
+            <w:vAlign w:val="center"/>
+          </w:tcPr>
+          <w:p>
+            <w:r/>
+            <w:r>
+              <w:rPr>
+                <w:b w:val="0"/>
+                <w:sz w:val="17"/>
+              </w:rPr>
+              <w:t>Soporte de aprendizaje</w:t>
+            </w:r>
+          </w:p>
+        </w:tc>
+        <w:tc>
+          <w:tcPr>
+            <w:tcW w:type="dxa" w:w="5040"/>
+            <w:vAlign w:val="center"/>
+          </w:tcPr>
+          <w:p>
+            <w:r/>
+            <w:r>
+              <w:rPr>
+                <w:b w:val="0"/>
+                <w:sz w:val="17"/>
+              </w:rPr>
+              <w:t>Chatbox, skill, plugin y extension VS Code.</w:t>
+            </w:r>
+          </w:p>
+        </w:tc>
+      </w:tr>
+    </w:tbl>
+    <w:p/>
+    <w:p>
+      <w:r>
+        <w:rPr>
+          <w:rFonts w:ascii="Arial" w:hAnsi="Arial"/>
+          <w:b/>
+          <w:sz w:val="20"/>
+        </w:rPr>
+        <w:t>Propuesta de solucion</w:t>
+      </w:r>
+    </w:p>
+    <w:p>
+      <w:pPr>
+        <w:pStyle w:val="NoSpacing"/>
+      </w:pPr>
+      <w:r>
+        <w:rPr>
+          <w:rFonts w:ascii="Consolas" w:hAnsi="Consolas" w:eastAsia="Consolas"/>
+          <w:sz w:val="16"/>
+        </w:rPr>
+        <w:t>```mermaid</w:t>
+        <w:br/>
+        <w:t>graph TD</w:t>
+        <w:br/>
+        <w:t xml:space="preserve">  U[Usuario autenticado] --&gt; F[Frontend React + Vite]</w:t>
+        <w:br/>
+        <w:t xml:space="preserve">  F --&gt; API[API Fastify /api]</w:t>
+        <w:br/>
+        <w:t xml:space="preserve">  API --&gt; AUTH[Auth JWT y roles]</w:t>
+        <w:br/>
+        <w:t xml:space="preserve">  API --&gt; CFG[Configuraciones y archivos]</w:t>
+        <w:br/>
+        <w:t xml:space="preserve">  API --&gt; REP[Servicio de replicacion]</w:t>
+        <w:br/>
+        <w:t xml:space="preserve">  CFG --&gt; CAT[Catalogos normalizados]</w:t>
+        <w:br/>
+        <w:t xml:space="preserve">  REP --&gt; ADP[Adaptadores por motor]</w:t>
+        <w:br/>
+        <w:t xml:space="preserve">  ADP --&gt; SRC[Bases origen]</w:t>
+        <w:br/>
+        <w:t xml:space="preserve">  ADP --&gt; DST[Bases destino]</w:t>
+        <w:br/>
+        <w:t xml:space="preserve">  API --&gt; META[(Supabase/PostgreSQL metadatos)]</w:t>
+        <w:br/>
+        <w:t xml:space="preserve">  CAT --&gt; META</w:t>
+        <w:br/>
+        <w:t xml:space="preserve">  REP --&gt; META</w:t>
+        <w:br/>
+        <w:t>```</w:t>
+      </w:r>
+    </w:p>
+    <w:p/>
+    <w:p>
+      <w:pPr>
+        <w:pStyle w:val="Heading1"/>
+      </w:pPr>
+      <w:r>
+        <w:rPr>
+          <w:rFonts w:ascii="Arial" w:hAnsi="Arial"/>
+          <w:sz w:val="20"/>
+        </w:rPr>
+        <w:t>4. Objetivos</w:t>
+      </w:r>
+    </w:p>
+    <w:tbl>
+      <w:tblPr>
+        <w:tblStyle w:val="TableGrid"/>
+        <w:tblW w:type="auto" w:w="0"/>
+        <w:jc w:val="center"/>
+        <w:tblLook w:firstColumn="1" w:firstRow="1" w:lastColumn="0" w:lastRow="0" w:noHBand="0" w:noVBand="1" w:val="04A0"/>
+      </w:tblPr>
+      <w:tblGrid>
+        <w:gridCol w:w="3360"/>
+        <w:gridCol w:w="3360"/>
+        <w:gridCol w:w="3360"/>
+      </w:tblGrid>
+      <w:tr>
+        <w:tc>
+          <w:tcPr>
+            <w:tcW w:type="dxa" w:w="3360"/>
+            <w:vAlign w:val="center"/>
+            <w:shd w:fill="1F4E79"/>
+          </w:tcPr>
+          <w:p>
+            <w:r/>
+            <w:r>
+              <w:rPr>
+                <w:b/>
+                <w:color w:val="FFFFFF"/>
+                <w:sz w:val="17"/>
+              </w:rPr>
+              <w:t>Tipo</w:t>
+            </w:r>
+          </w:p>
+        </w:tc>
+        <w:tc>
+          <w:tcPr>
+            <w:tcW w:type="dxa" w:w="3360"/>
+            <w:vAlign w:val="center"/>
+            <w:shd w:fill="1F4E79"/>
+          </w:tcPr>
+          <w:p>
+            <w:r/>
+            <w:r>
+              <w:rPr>
+                <w:b/>
+                <w:color w:val="FFFFFF"/>
+                <w:sz w:val="17"/>
+              </w:rPr>
+              <w:t>Objetivo</w:t>
+            </w:r>
+          </w:p>
+        </w:tc>
+        <w:tc>
+          <w:tcPr>
+            <w:tcW w:type="dxa" w:w="3360"/>
+            <w:vAlign w:val="center"/>
+            <w:shd w:fill="1F4E79"/>
+          </w:tcPr>
+          <w:p>
+            <w:r/>
+            <w:r>
+              <w:rPr>
+                <w:b/>
+                <w:color w:val="FFFFFF"/>
+                <w:sz w:val="17"/>
+              </w:rPr>
+              <w:t>Medio de verificacion</w:t>
+            </w:r>
+          </w:p>
+        </w:tc>
+      </w:tr>
+      <w:tr>
+        <w:tc>
+          <w:tcPr>
+            <w:tcW w:type="dxa" w:w="3360"/>
+            <w:vAlign w:val="center"/>
+          </w:tcPr>
+          <w:p>
+            <w:r/>
+            <w:r>
+              <w:rPr>
+                <w:b w:val="0"/>
+                <w:sz w:val="17"/>
+              </w:rPr>
+              <w:t>General</w:t>
+            </w:r>
+          </w:p>
+        </w:tc>
+        <w:tc>
+          <w:tcPr>
+            <w:tcW w:type="dxa" w:w="3360"/>
+            <w:vAlign w:val="center"/>
+          </w:tcPr>
+          <w:p>
+            <w:r/>
+            <w:r>
+              <w:rPr>
+                <w:b w:val="0"/>
+                <w:sz w:val="17"/>
+              </w:rPr>
+              <w:t>Construir una herramienta web que replique datos entre bases y entregue resultados descargables.</w:t>
+            </w:r>
+          </w:p>
+        </w:tc>
+        <w:tc>
+          <w:tcPr>
+            <w:tcW w:type="dxa" w:w="3360"/>
+            <w:vAlign w:val="center"/>
+          </w:tcPr>
+          <w:p>
+            <w:r/>
+            <w:r>
+              <w:rPr>
+                <w:b w:val="0"/>
+                <w:sz w:val="17"/>
+              </w:rPr>
+              <w:t>Aplicacion en web/ funcionando localmente.</w:t>
+            </w:r>
+          </w:p>
+        </w:tc>
+      </w:tr>
+      <w:tr>
+        <w:tc>
+          <w:tcPr>
+            <w:tcW w:type="dxa" w:w="3360"/>
+            <w:vAlign w:val="center"/>
+          </w:tcPr>
+          <w:p>
+            <w:r/>
+            <w:r>
+              <w:rPr>
+                <w:b w:val="0"/>
+                <w:sz w:val="17"/>
+              </w:rPr>
+              <w:t>Especifico 1</w:t>
+            </w:r>
+          </w:p>
+        </w:tc>
+        <w:tc>
+          <w:tcPr>
+            <w:tcW w:type="dxa" w:w="3360"/>
+            <w:vAlign w:val="center"/>
+          </w:tcPr>
+          <w:p>
+            <w:r/>
+            <w:r>
+              <w:rPr>
+                <w:b w:val="0"/>
+                <w:sz w:val="17"/>
+              </w:rPr>
+              <w:t>Soportar importacion de formatos SQL, SQLite, MongoDB, Excel/CSV y .bak configurado.</w:t>
+            </w:r>
+          </w:p>
+        </w:tc>
+        <w:tc>
+          <w:tcPr>
+            <w:tcW w:type="dxa" w:w="3360"/>
+            <w:vAlign w:val="center"/>
+          </w:tcPr>
+          <w:p>
+            <w:r/>
+            <w:r>
+              <w:rPr>
+                <w:b w:val="0"/>
+                <w:sz w:val="17"/>
+              </w:rPr>
+              <w:t>fileCatalog y formulario de carga.</w:t>
+            </w:r>
+          </w:p>
+        </w:tc>
+      </w:tr>
+      <w:tr>
+        <w:tc>
+          <w:tcPr>
+            <w:tcW w:type="dxa" w:w="3360"/>
+            <w:vAlign w:val="center"/>
+          </w:tcPr>
+          <w:p>
+            <w:r/>
+            <w:r>
+              <w:rPr>
+                <w:b w:val="0"/>
+                <w:sz w:val="17"/>
+              </w:rPr>
+              <w:t>Especifico 2</w:t>
+            </w:r>
+          </w:p>
+        </w:tc>
+        <w:tc>
+          <w:tcPr>
+            <w:tcW w:type="dxa" w:w="3360"/>
+            <w:vAlign w:val="center"/>
+          </w:tcPr>
+          <w:p>
+            <w:r/>
+            <w:r>
+              <w:rPr>
+                <w:b w:val="0"/>
+                <w:sz w:val="17"/>
+              </w:rPr>
+              <w:t>Implementar mapeo, conversion, vista previa y ejecucion por lotes.</w:t>
+            </w:r>
+          </w:p>
+        </w:tc>
+        <w:tc>
+          <w:tcPr>
+            <w:tcW w:type="dxa" w:w="3360"/>
+            <w:vAlign w:val="center"/>
+          </w:tcPr>
+          <w:p>
+            <w:r/>
+            <w:r>
+              <w:rPr>
+                <w:b w:val="0"/>
+                <w:sz w:val="17"/>
+              </w:rPr>
+              <w:t>ReplicationPanel y replicationService.</w:t>
+            </w:r>
+          </w:p>
+        </w:tc>
+      </w:tr>
+      <w:tr>
+        <w:tc>
+          <w:tcPr>
+            <w:tcW w:type="dxa" w:w="3360"/>
+            <w:vAlign w:val="center"/>
+          </w:tcPr>
+          <w:p>
+            <w:r/>
+            <w:r>
+              <w:rPr>
+                <w:b w:val="0"/>
+                <w:sz w:val="17"/>
+              </w:rPr>
+              <w:t>Especifico 3</w:t>
+            </w:r>
+          </w:p>
+        </w:tc>
+        <w:tc>
+          <w:tcPr>
+            <w:tcW w:type="dxa" w:w="3360"/>
+            <w:vAlign w:val="center"/>
+          </w:tcPr>
+          <w:p>
+            <w:r/>
+            <w:r>
+              <w:rPr>
+                <w:b w:val="0"/>
+                <w:sz w:val="17"/>
+              </w:rPr>
+              <w:t>Persistir usuarios, configuraciones, catalogos e historial.</w:t>
+            </w:r>
+          </w:p>
+        </w:tc>
+        <w:tc>
+          <w:tcPr>
+            <w:tcW w:type="dxa" w:w="3360"/>
+            <w:vAlign w:val="center"/>
+          </w:tcPr>
+          <w:p>
+            <w:r/>
+            <w:r>
+              <w:rPr>
+                <w:b w:val="0"/>
+                <w:sz w:val="17"/>
+              </w:rPr>
+              <w:t>Tablas PostgreSQL inicializadas.</w:t>
+            </w:r>
+          </w:p>
+        </w:tc>
+      </w:tr>
+      <w:tr>
+        <w:tc>
+          <w:tcPr>
+            <w:tcW w:type="dxa" w:w="3360"/>
+            <w:vAlign w:val="center"/>
+          </w:tcPr>
+          <w:p>
+            <w:r/>
+            <w:r>
+              <w:rPr>
+                <w:b w:val="0"/>
+                <w:sz w:val="17"/>
+              </w:rPr>
+              <w:t>Especifico 4</w:t>
+            </w:r>
+          </w:p>
+        </w:tc>
+        <w:tc>
+          <w:tcPr>
+            <w:tcW w:type="dxa" w:w="3360"/>
+            <w:vAlign w:val="center"/>
+          </w:tcPr>
+          <w:p>
+            <w:r/>
+            <w:r>
+              <w:rPr>
+                <w:b w:val="0"/>
+                <w:sz w:val="17"/>
+              </w:rPr>
+              <w:t>Documentar factibilidad, vision, requerimientos, arquitectura y resultados.</w:t>
+            </w:r>
+          </w:p>
+        </w:tc>
+        <w:tc>
+          <w:tcPr>
+            <w:tcW w:type="dxa" w:w="3360"/>
+            <w:vAlign w:val="center"/>
+          </w:tcPr>
+          <w:p>
+            <w:r/>
+            <w:r>
+              <w:rPr>
+                <w:b w:val="0"/>
+                <w:sz w:val="17"/>
+              </w:rPr>
+              <w:t>FD01 a FD06.</w:t>
+            </w:r>
+          </w:p>
+        </w:tc>
+      </w:tr>
+    </w:tbl>
+    <w:p/>
+    <w:p>
+      <w:pPr>
+        <w:pStyle w:val="Heading1"/>
+      </w:pPr>
+      <w:r>
+        <w:rPr>
+          <w:rFonts w:ascii="Arial" w:hAnsi="Arial"/>
+          <w:sz w:val="20"/>
+        </w:rPr>
+        <w:t>5. Alcance</w:t>
+      </w:r>
+    </w:p>
+    <w:tbl>
+      <w:tblPr>
+        <w:tblStyle w:val="TableGrid"/>
+        <w:tblW w:type="auto" w:w="0"/>
+        <w:jc w:val="center"/>
+        <w:tblLook w:firstColumn="1" w:firstRow="1" w:lastColumn="0" w:lastRow="0" w:noHBand="0" w:noVBand="1" w:val="04A0"/>
+      </w:tblPr>
+      <w:tblGrid>
+        <w:gridCol w:w="5040"/>
+        <w:gridCol w:w="5040"/>
+      </w:tblGrid>
+      <w:tr>
+        <w:tc>
+          <w:tcPr>
+            <w:tcW w:type="dxa" w:w="5040"/>
+            <w:vAlign w:val="center"/>
+            <w:shd w:fill="1F4E79"/>
+          </w:tcPr>
+          <w:p>
+            <w:r/>
+            <w:r>
+              <w:rPr>
+                <w:b/>
+                <w:color w:val="FFFFFF"/>
+                <w:sz w:val="17"/>
+              </w:rPr>
+              <w:t>Incluye</w:t>
+            </w:r>
+          </w:p>
+        </w:tc>
+        <w:tc>
+          <w:tcPr>
+            <w:tcW w:type="dxa" w:w="5040"/>
+            <w:vAlign w:val="center"/>
+            <w:shd w:fill="1F4E79"/>
+          </w:tcPr>
+          <w:p>
+            <w:r/>
+            <w:r>
+              <w:rPr>
+                <w:b/>
+                <w:color w:val="FFFFFF"/>
+                <w:sz w:val="17"/>
+              </w:rPr>
+              <w:t>No incluye</w:t>
+            </w:r>
+          </w:p>
+        </w:tc>
+      </w:tr>
+      <w:tr>
+        <w:tc>
+          <w:tcPr>
+            <w:tcW w:type="dxa" w:w="5040"/>
+            <w:vAlign w:val="center"/>
+          </w:tcPr>
+          <w:p>
+            <w:r/>
+            <w:r>
+              <w:rPr>
+                <w:b w:val="0"/>
+                <w:sz w:val="17"/>
+              </w:rPr>
+              <w:t>Aplicacion frontend/backend en carpeta web/.</w:t>
+            </w:r>
+          </w:p>
+        </w:tc>
+        <w:tc>
+          <w:tcPr>
+            <w:tcW w:type="dxa" w:w="5040"/>
+            <w:vAlign w:val="center"/>
+          </w:tcPr>
+          <w:p>
+            <w:r/>
+            <w:r>
+              <w:rPr>
+                <w:b w:val="0"/>
+                <w:sz w:val="17"/>
+              </w:rPr>
+              <w:t>CDC exact-once basado en WAL, binlog o change streams.</w:t>
+            </w:r>
+          </w:p>
+        </w:tc>
+      </w:tr>
+      <w:tr>
+        <w:tc>
+          <w:tcPr>
+            <w:tcW w:type="dxa" w:w="5040"/>
+            <w:vAlign w:val="center"/>
+          </w:tcPr>
+          <w:p>
+            <w:r/>
+            <w:r>
+              <w:rPr>
+                <w:b w:val="0"/>
+                <w:sz w:val="17"/>
+              </w:rPr>
+              <w:t>Autenticacion, roles y gestion basica de usuarios.</w:t>
+            </w:r>
+          </w:p>
+        </w:tc>
+        <w:tc>
+          <w:tcPr>
+            <w:tcW w:type="dxa" w:w="5040"/>
+            <w:vAlign w:val="center"/>
+          </w:tcPr>
+          <w:p>
+            <w:r/>
+            <w:r>
+              <w:rPr>
+                <w:b w:val="0"/>
+                <w:sz w:val="17"/>
+              </w:rPr>
+              <w:t>Administracion avanzada de infraestructura de bases externas.</w:t>
+            </w:r>
+          </w:p>
+        </w:tc>
+      </w:tr>
+      <w:tr>
+        <w:tc>
+          <w:tcPr>
+            <w:tcW w:type="dxa" w:w="5040"/>
+            <w:vAlign w:val="center"/>
+          </w:tcPr>
+          <w:p>
+            <w:r/>
+            <w:r>
+              <w:rPr>
+                <w:b w:val="0"/>
+                <w:sz w:val="17"/>
+              </w:rPr>
+              <w:t>Importacion y exportacion de catalogos por archivo.</w:t>
+            </w:r>
+          </w:p>
+        </w:tc>
+        <w:tc>
+          <w:tcPr>
+            <w:tcW w:type="dxa" w:w="5040"/>
+            <w:vAlign w:val="center"/>
+          </w:tcPr>
+          <w:p>
+            <w:r/>
+            <w:r>
+              <w:rPr>
+                <w:b w:val="0"/>
+                <w:sz w:val="17"/>
+              </w:rPr>
+              <w:t>Garantia de rendimiento para volumen empresarial sin tuning.</w:t>
+            </w:r>
+          </w:p>
+        </w:tc>
+      </w:tr>
+      <w:tr>
+        <w:tc>
+          <w:tcPr>
+            <w:tcW w:type="dxa" w:w="5040"/>
+            <w:vAlign w:val="center"/>
+          </w:tcPr>
+          <w:p>
+            <w:r/>
+            <w:r>
+              <w:rPr>
+                <w:b w:val="0"/>
+                <w:sz w:val="17"/>
+              </w:rPr>
+              <w:t>Replicacion por tablas, columnas, lotes y modos de escritura.</w:t>
+            </w:r>
+          </w:p>
+        </w:tc>
+        <w:tc>
+          <w:tcPr>
+            <w:tcW w:type="dxa" w:w="5040"/>
+            <w:vAlign w:val="center"/>
+          </w:tcPr>
+          <w:p>
+            <w:r/>
+            <w:r>
+              <w:rPr>
+                <w:b w:val="0"/>
+                <w:sz w:val="17"/>
+              </w:rPr>
+              <w:t>Soporte completo para todos los dialectos SQL existentes.</w:t>
+            </w:r>
+          </w:p>
+        </w:tc>
+      </w:tr>
+      <w:tr>
+        <w:tc>
+          <w:tcPr>
+            <w:tcW w:type="dxa" w:w="5040"/>
+            <w:vAlign w:val="center"/>
+          </w:tcPr>
+          <w:p>
+            <w:r/>
+            <w:r>
+              <w:rPr>
+                <w:b w:val="0"/>
+                <w:sz w:val="17"/>
+              </w:rPr>
+              <w:t>Despliegue preparado para Render y Supabase.</w:t>
+            </w:r>
+          </w:p>
+        </w:tc>
+        <w:tc>
+          <w:tcPr>
+            <w:tcW w:type="dxa" w:w="5040"/>
+            <w:vAlign w:val="center"/>
+          </w:tcPr>
+          <w:p>
+            <w:r/>
+            <w:r>
+              <w:rPr>
+                <w:b w:val="0"/>
+                <w:sz w:val="17"/>
+              </w:rPr>
+              <w:t>Servidor SQL Server incluido para restaurar .bak.</w:t>
+            </w:r>
+          </w:p>
+        </w:tc>
+      </w:tr>
+    </w:tbl>
+    <w:p/>
+    <w:p>
+      <w:pPr>
+        <w:pStyle w:val="Heading1"/>
+      </w:pPr>
+      <w:r>
+        <w:rPr>
+          <w:rFonts w:ascii="Arial" w:hAnsi="Arial"/>
+          <w:sz w:val="20"/>
+        </w:rPr>
+        <w:t>6. Cronograma propuesto</w:t>
+      </w:r>
+    </w:p>
+    <w:tbl>
+      <w:tblPr>
+        <w:tblStyle w:val="TableGrid"/>
+        <w:tblW w:type="auto" w:w="0"/>
+        <w:jc w:val="center"/>
+        <w:tblLook w:firstColumn="1" w:firstRow="1" w:lastColumn="0" w:lastRow="0" w:noHBand="0" w:noVBand="1" w:val="04A0"/>
+      </w:tblPr>
+      <w:tblGrid>
+        <w:gridCol w:w="3360"/>
+        <w:gridCol w:w="3360"/>
+        <w:gridCol w:w="3360"/>
+      </w:tblGrid>
+      <w:tr>
+        <w:tc>
+          <w:tcPr>
+            <w:tcW w:type="dxa" w:w="3360"/>
+            <w:vAlign w:val="center"/>
+            <w:shd w:fill="1F4E79"/>
+          </w:tcPr>
+          <w:p>
+            <w:r/>
+            <w:r>
+              <w:rPr>
+                <w:b/>
+                <w:color w:val="FFFFFF"/>
+                <w:sz w:val="17"/>
+              </w:rPr>
+              <w:t>Semana</w:t>
+            </w:r>
+          </w:p>
+        </w:tc>
+        <w:tc>
+          <w:tcPr>
+            <w:tcW w:type="dxa" w:w="3360"/>
+            <w:vAlign w:val="center"/>
+            <w:shd w:fill="1F4E79"/>
+          </w:tcPr>
+          <w:p>
+            <w:r/>
+            <w:r>
+              <w:rPr>
+                <w:b/>
+                <w:color w:val="FFFFFF"/>
+                <w:sz w:val="17"/>
+              </w:rPr>
+              <w:t>Actividad</w:t>
+            </w:r>
+          </w:p>
+        </w:tc>
+        <w:tc>
+          <w:tcPr>
+            <w:tcW w:type="dxa" w:w="3360"/>
+            <w:vAlign w:val="center"/>
+            <w:shd w:fill="1F4E79"/>
+          </w:tcPr>
+          <w:p>
+            <w:r/>
+            <w:r>
+              <w:rPr>
+                <w:b/>
+                <w:color w:val="FFFFFF"/>
+                <w:sz w:val="17"/>
+              </w:rPr>
+              <w:t>Resultado</w:t>
+            </w:r>
+          </w:p>
+        </w:tc>
+      </w:tr>
+      <w:tr>
+        <w:tc>
+          <w:tcPr>
+            <w:tcW w:type="dxa" w:w="3360"/>
+            <w:vAlign w:val="center"/>
+          </w:tcPr>
+          <w:p>
+            <w:r/>
+            <w:r>
+              <w:rPr>
+                <w:b w:val="0"/>
+                <w:sz w:val="17"/>
+              </w:rPr>
+              <w:t>1</w:t>
+            </w:r>
+          </w:p>
+        </w:tc>
+        <w:tc>
+          <w:tcPr>
+            <w:tcW w:type="dxa" w:w="3360"/>
+            <w:vAlign w:val="center"/>
+          </w:tcPr>
+          <w:p>
+            <w:r/>
+            <w:r>
+              <w:rPr>
+                <w:b w:val="0"/>
+                <w:sz w:val="17"/>
+              </w:rPr>
+              <w:t>Analisis del problema, alcance y factibilidad.</w:t>
+            </w:r>
+          </w:p>
+        </w:tc>
+        <w:tc>
+          <w:tcPr>
+            <w:tcW w:type="dxa" w:w="3360"/>
+            <w:vAlign w:val="center"/>
+          </w:tcPr>
+          <w:p>
+            <w:r/>
+            <w:r>
+              <w:rPr>
+                <w:b w:val="0"/>
+                <w:sz w:val="17"/>
+              </w:rPr>
+              <w:t>FD01 y FD06 base.</w:t>
+            </w:r>
+          </w:p>
+        </w:tc>
+      </w:tr>
+      <w:tr>
+        <w:tc>
+          <w:tcPr>
+            <w:tcW w:type="dxa" w:w="3360"/>
+            <w:vAlign w:val="center"/>
+          </w:tcPr>
+          <w:p>
+            <w:r/>
+            <w:r>
+              <w:rPr>
+                <w:b w:val="0"/>
+                <w:sz w:val="17"/>
+              </w:rPr>
+              <w:t>2</w:t>
+            </w:r>
+          </w:p>
+        </w:tc>
+        <w:tc>
+          <w:tcPr>
+            <w:tcW w:type="dxa" w:w="3360"/>
+            <w:vAlign w:val="center"/>
+          </w:tcPr>
+          <w:p>
+            <w:r/>
+            <w:r>
+              <w:rPr>
+                <w:b w:val="0"/>
+                <w:sz w:val="17"/>
+              </w:rPr>
+              <w:t>Vision, casos de uso y requerimientos.</w:t>
+            </w:r>
+          </w:p>
+        </w:tc>
+        <w:tc>
+          <w:tcPr>
+            <w:tcW w:type="dxa" w:w="3360"/>
+            <w:vAlign w:val="center"/>
+          </w:tcPr>
+          <w:p>
+            <w:r/>
+            <w:r>
+              <w:rPr>
+                <w:b w:val="0"/>
+                <w:sz w:val="17"/>
+              </w:rPr>
+              <w:t>FD02 y FD03.</w:t>
+            </w:r>
+          </w:p>
+        </w:tc>
+      </w:tr>
+      <w:tr>
+        <w:tc>
+          <w:tcPr>
+            <w:tcW w:type="dxa" w:w="3360"/>
+            <w:vAlign w:val="center"/>
+          </w:tcPr>
+          <w:p>
+            <w:r/>
+            <w:r>
+              <w:rPr>
+                <w:b w:val="0"/>
+                <w:sz w:val="17"/>
+              </w:rPr>
+              <w:t>3</w:t>
+            </w:r>
+          </w:p>
+        </w:tc>
+        <w:tc>
+          <w:tcPr>
+            <w:tcW w:type="dxa" w:w="3360"/>
+            <w:vAlign w:val="center"/>
+          </w:tcPr>
+          <w:p>
+            <w:r/>
+            <w:r>
+              <w:rPr>
+                <w:b w:val="0"/>
+                <w:sz w:val="17"/>
+              </w:rPr>
+              <w:t>Diseno de arquitectura y modelo de datos.</w:t>
+            </w:r>
+          </w:p>
+        </w:tc>
+        <w:tc>
+          <w:tcPr>
+            <w:tcW w:type="dxa" w:w="3360"/>
+            <w:vAlign w:val="center"/>
+          </w:tcPr>
+          <w:p>
+            <w:r/>
+            <w:r>
+              <w:rPr>
+                <w:b w:val="0"/>
+                <w:sz w:val="17"/>
+              </w:rPr>
+              <w:t>FD04 y estructura backend/frontend.</w:t>
+            </w:r>
+          </w:p>
+        </w:tc>
+      </w:tr>
+      <w:tr>
+        <w:tc>
+          <w:tcPr>
+            <w:tcW w:type="dxa" w:w="3360"/>
+            <w:vAlign w:val="center"/>
+          </w:tcPr>
+          <w:p>
+            <w:r/>
+            <w:r>
+              <w:rPr>
+                <w:b w:val="0"/>
+                <w:sz w:val="17"/>
+              </w:rPr>
+              <w:t>4</w:t>
+            </w:r>
+          </w:p>
+        </w:tc>
+        <w:tc>
+          <w:tcPr>
+            <w:tcW w:type="dxa" w:w="3360"/>
+            <w:vAlign w:val="center"/>
+          </w:tcPr>
+          <w:p>
+            <w:r/>
+            <w:r>
+              <w:rPr>
+                <w:b w:val="0"/>
+                <w:sz w:val="17"/>
+              </w:rPr>
+              <w:t>Implementacion de autenticacion, usuarios y configuraciones.</w:t>
+            </w:r>
+          </w:p>
+        </w:tc>
+        <w:tc>
+          <w:tcPr>
+            <w:tcW w:type="dxa" w:w="3360"/>
+            <w:vAlign w:val="center"/>
+          </w:tcPr>
+          <w:p>
+            <w:r/>
+            <w:r>
+              <w:rPr>
+                <w:b w:val="0"/>
+                <w:sz w:val="17"/>
+              </w:rPr>
+              <w:t>Login, registro y CRUD de bases.</w:t>
+            </w:r>
+          </w:p>
+        </w:tc>
+      </w:tr>
+      <w:tr>
+        <w:tc>
+          <w:tcPr>
+            <w:tcW w:type="dxa" w:w="3360"/>
+            <w:vAlign w:val="center"/>
+          </w:tcPr>
+          <w:p>
+            <w:r/>
+            <w:r>
+              <w:rPr>
+                <w:b w:val="0"/>
+                <w:sz w:val="17"/>
+              </w:rPr>
+              <w:t>5</w:t>
+            </w:r>
+          </w:p>
+        </w:tc>
+        <w:tc>
+          <w:tcPr>
+            <w:tcW w:type="dxa" w:w="3360"/>
+            <w:vAlign w:val="center"/>
+          </w:tcPr>
+          <w:p>
+            <w:r/>
+            <w:r>
+              <w:rPr>
+                <w:b w:val="0"/>
+                <w:sz w:val="17"/>
+              </w:rPr>
+              <w:t>Implementacion de catalogos y adaptadores.</w:t>
+            </w:r>
+          </w:p>
+        </w:tc>
+        <w:tc>
+          <w:tcPr>
+            <w:tcW w:type="dxa" w:w="3360"/>
+            <w:vAlign w:val="center"/>
+          </w:tcPr>
+          <w:p>
+            <w:r/>
+            <w:r>
+              <w:rPr>
+                <w:b w:val="0"/>
+                <w:sz w:val="17"/>
+              </w:rPr>
+              <w:t>Importacion de archivos y lectura de esquemas.</w:t>
+            </w:r>
+          </w:p>
+        </w:tc>
+      </w:tr>
+      <w:tr>
+        <w:tc>
+          <w:tcPr>
+            <w:tcW w:type="dxa" w:w="3360"/>
+            <w:vAlign w:val="center"/>
+          </w:tcPr>
+          <w:p>
+            <w:r/>
+            <w:r>
+              <w:rPr>
+                <w:b w:val="0"/>
+                <w:sz w:val="17"/>
+              </w:rPr>
+              <w:t>6</w:t>
+            </w:r>
+          </w:p>
+        </w:tc>
+        <w:tc>
+          <w:tcPr>
+            <w:tcW w:type="dxa" w:w="3360"/>
+            <w:vAlign w:val="center"/>
+          </w:tcPr>
+          <w:p>
+            <w:r/>
+            <w:r>
+              <w:rPr>
+                <w:b w:val="0"/>
+                <w:sz w:val="17"/>
+              </w:rPr>
+              <w:t>Implementacion de replicacion y monitoreo.</w:t>
+            </w:r>
+          </w:p>
+        </w:tc>
+        <w:tc>
+          <w:tcPr>
+            <w:tcW w:type="dxa" w:w="3360"/>
+            <w:vAlign w:val="center"/>
+          </w:tcPr>
+          <w:p>
+            <w:r/>
+            <w:r>
+              <w:rPr>
+                <w:b w:val="0"/>
+                <w:sz w:val="17"/>
+              </w:rPr>
+              <w:t>Jobs, progreso, reintentos y reportes.</w:t>
+            </w:r>
+          </w:p>
+        </w:tc>
+      </w:tr>
+      <w:tr>
+        <w:tc>
+          <w:tcPr>
+            <w:tcW w:type="dxa" w:w="3360"/>
+            <w:vAlign w:val="center"/>
+          </w:tcPr>
+          <w:p>
+            <w:r/>
+            <w:r>
+              <w:rPr>
+                <w:b w:val="0"/>
+                <w:sz w:val="17"/>
+              </w:rPr>
+              <w:t>7</w:t>
+            </w:r>
+          </w:p>
+        </w:tc>
+        <w:tc>
+          <w:tcPr>
+            <w:tcW w:type="dxa" w:w="3360"/>
+            <w:vAlign w:val="center"/>
+          </w:tcPr>
+          <w:p>
+            <w:r/>
+            <w:r>
+              <w:rPr>
+                <w:b w:val="0"/>
+                <w:sz w:val="17"/>
+              </w:rPr>
+              <w:t>Asistente, extension VS Code y despliegue.</w:t>
+            </w:r>
+          </w:p>
+        </w:tc>
+        <w:tc>
+          <w:tcPr>
+            <w:tcW w:type="dxa" w:w="3360"/>
+            <w:vAlign w:val="center"/>
+          </w:tcPr>
+          <w:p>
+            <w:r/>
+            <w:r>
+              <w:rPr>
+                <w:b w:val="0"/>
+                <w:sz w:val="17"/>
+              </w:rPr>
+              <w:t>Chatbox, skill, plugin y render.yaml.</w:t>
+            </w:r>
+          </w:p>
+        </w:tc>
+      </w:tr>
+      <w:tr>
+        <w:tc>
+          <w:tcPr>
+            <w:tcW w:type="dxa" w:w="3360"/>
+            <w:vAlign w:val="center"/>
+          </w:tcPr>
+          <w:p>
+            <w:r/>
+            <w:r>
+              <w:rPr>
+                <w:b w:val="0"/>
+                <w:sz w:val="17"/>
+              </w:rPr>
+              <w:t>8</w:t>
+            </w:r>
+          </w:p>
+        </w:tc>
+        <w:tc>
+          <w:tcPr>
+            <w:tcW w:type="dxa" w:w="3360"/>
+            <w:vAlign w:val="center"/>
+          </w:tcPr>
+          <w:p>
+            <w:r/>
+            <w:r>
+              <w:rPr>
+                <w:b w:val="0"/>
+                <w:sz w:val="17"/>
+              </w:rPr>
+              <w:t>Pruebas, documentacion final y sustentacion.</w:t>
+            </w:r>
+          </w:p>
+        </w:tc>
+        <w:tc>
+          <w:tcPr>
+            <w:tcW w:type="dxa" w:w="3360"/>
+            <w:vAlign w:val="center"/>
+          </w:tcPr>
+          <w:p>
+            <w:r/>
+            <w:r>
+              <w:rPr>
+                <w:b w:val="0"/>
+                <w:sz w:val="17"/>
+              </w:rPr>
+              <w:t>FD05 y documentos completos.</w:t>
+            </w:r>
+          </w:p>
+        </w:tc>
+      </w:tr>
+    </w:tbl>
+    <w:p/>
+    <w:p>
+      <w:pPr>
+        <w:pStyle w:val="Heading1"/>
+      </w:pPr>
+      <w:r>
+        <w:rPr>
+          <w:rFonts w:ascii="Arial" w:hAnsi="Arial"/>
+          <w:sz w:val="20"/>
+        </w:rPr>
+        <w:t>7. Recursos requeridos</w:t>
+      </w:r>
+    </w:p>
+    <w:tbl>
+      <w:tblPr>
+        <w:tblStyle w:val="TableGrid"/>
+        <w:tblW w:type="auto" w:w="0"/>
+        <w:jc w:val="center"/>
+        <w:tblLook w:firstColumn="1" w:firstRow="1" w:lastColumn="0" w:lastRow="0" w:noHBand="0" w:noVBand="1" w:val="04A0"/>
+      </w:tblPr>
+      <w:tblGrid>
+        <w:gridCol w:w="5040"/>
+        <w:gridCol w:w="5040"/>
+      </w:tblGrid>
+      <w:tr>
+        <w:tc>
+          <w:tcPr>
+            <w:tcW w:type="dxa" w:w="5040"/>
+            <w:vAlign w:val="center"/>
+            <w:shd w:fill="1F4E79"/>
+          </w:tcPr>
+          <w:p>
+            <w:r/>
+            <w:r>
+              <w:rPr>
+                <w:b/>
+                <w:color w:val="FFFFFF"/>
+                <w:sz w:val="17"/>
+              </w:rPr>
+              <w:t>Recurso</w:t>
+            </w:r>
+          </w:p>
+        </w:tc>
+        <w:tc>
+          <w:tcPr>
+            <w:tcW w:type="dxa" w:w="5040"/>
+            <w:vAlign w:val="center"/>
+            <w:shd w:fill="1F4E79"/>
+          </w:tcPr>
+          <w:p>
+            <w:r/>
+            <w:r>
+              <w:rPr>
+                <w:b/>
+                <w:color w:val="FFFFFF"/>
+                <w:sz w:val="17"/>
+              </w:rPr>
+              <w:t>Detalle</w:t>
+            </w:r>
+          </w:p>
+        </w:tc>
+      </w:tr>
+      <w:tr>
+        <w:tc>
+          <w:tcPr>
+            <w:tcW w:type="dxa" w:w="5040"/>
+            <w:vAlign w:val="center"/>
+          </w:tcPr>
+          <w:p>
+            <w:r/>
+            <w:r>
+              <w:rPr>
+                <w:b w:val="0"/>
+                <w:sz w:val="17"/>
+              </w:rPr>
+              <w:t>Hardware</w:t>
+            </w:r>
+          </w:p>
+        </w:tc>
+        <w:tc>
+          <w:tcPr>
+            <w:tcW w:type="dxa" w:w="5040"/>
+            <w:vAlign w:val="center"/>
+          </w:tcPr>
+          <w:p>
+            <w:r/>
+            <w:r>
+              <w:rPr>
+                <w:b w:val="0"/>
+                <w:sz w:val="17"/>
+              </w:rPr>
+              <w:t>Equipo de desarrollo con Node.js 20 y memoria suficiente para procesar archivos de prueba.</w:t>
+            </w:r>
+          </w:p>
+        </w:tc>
+      </w:tr>
+      <w:tr>
+        <w:tc>
+          <w:tcPr>
+            <w:tcW w:type="dxa" w:w="5040"/>
+            <w:vAlign w:val="center"/>
+          </w:tcPr>
+          <w:p>
+            <w:r/>
+            <w:r>
+              <w:rPr>
+                <w:b w:val="0"/>
+                <w:sz w:val="17"/>
+              </w:rPr>
+              <w:t>Software</w:t>
+            </w:r>
+          </w:p>
+        </w:tc>
+        <w:tc>
+          <w:tcPr>
+            <w:tcW w:type="dxa" w:w="5040"/>
+            <w:vAlign w:val="center"/>
+          </w:tcPr>
+          <w:p>
+            <w:r/>
+            <w:r>
+              <w:rPr>
+                <w:b w:val="0"/>
+                <w:sz w:val="17"/>
+              </w:rPr>
+              <w:t>VS Code, npm, PostgreSQL/Supabase, navegador moderno y Git.</w:t>
+            </w:r>
+          </w:p>
+        </w:tc>
+      </w:tr>
+      <w:tr>
+        <w:tc>
+          <w:tcPr>
+            <w:tcW w:type="dxa" w:w="5040"/>
+            <w:vAlign w:val="center"/>
+          </w:tcPr>
+          <w:p>
+            <w:r/>
+            <w:r>
+              <w:rPr>
+                <w:b w:val="0"/>
+                <w:sz w:val="17"/>
+              </w:rPr>
+              <w:t>Servicios</w:t>
+            </w:r>
+          </w:p>
+        </w:tc>
+        <w:tc>
+          <w:tcPr>
+            <w:tcW w:type="dxa" w:w="5040"/>
+            <w:vAlign w:val="center"/>
+          </w:tcPr>
+          <w:p>
+            <w:r/>
+            <w:r>
+              <w:rPr>
+                <w:b w:val="0"/>
+                <w:sz w:val="17"/>
+              </w:rPr>
+              <w:t>Render para despliegue opcional y SQL Server externo solo si se usan .bak.</w:t>
+            </w:r>
+          </w:p>
+        </w:tc>
+      </w:tr>
+      <w:tr>
+        <w:tc>
+          <w:tcPr>
+            <w:tcW w:type="dxa" w:w="5040"/>
+            <w:vAlign w:val="center"/>
+          </w:tcPr>
+          <w:p>
+            <w:r/>
+            <w:r>
+              <w:rPr>
+                <w:b w:val="0"/>
+                <w:sz w:val="17"/>
+              </w:rPr>
+              <w:t>Equipo humano</w:t>
+            </w:r>
+          </w:p>
+        </w:tc>
+        <w:tc>
+          <w:tcPr>
+            <w:tcW w:type="dxa" w:w="5040"/>
+            <w:vAlign w:val="center"/>
+          </w:tcPr>
+          <w:p>
+            <w:r/>
+            <w:r>
+              <w:rPr>
+                <w:b w:val="0"/>
+                <w:sz w:val="17"/>
+              </w:rPr>
+              <w:t>Desarrolladores, evaluador/docente y usuario de prueba.</w:t>
+            </w:r>
+          </w:p>
+        </w:tc>
+      </w:tr>
+    </w:tbl>
+    <w:p/>
+    <w:p>
+      <w:pPr>
+        <w:pStyle w:val="Heading1"/>
+      </w:pPr>
+      <w:r>
+        <w:rPr>
+          <w:rFonts w:ascii="Arial" w:hAnsi="Arial"/>
+          <w:sz w:val="20"/>
+        </w:rPr>
+        <w:t>8. Criterios de aceptacion</w:t>
+      </w:r>
+    </w:p>
+    <w:p>
+      <w:pPr>
+        <w:pStyle w:val="ListBullet"/>
+      </w:pPr>
+      <w:r>
+        <w:rPr>
+          <w:rFonts w:ascii="Arial" w:hAnsi="Arial"/>
+          <w:sz w:val="20"/>
+        </w:rPr>
+        <w:t>El usuario puede registrarse, iniciar sesion e ingresar al dashboard.</w:t>
+      </w:r>
+    </w:p>
+    <w:p>
+      <w:pPr>
+        <w:pStyle w:val="ListBullet"/>
+      </w:pPr>
+      <w:r>
+        <w:rPr>
+          <w:rFonts w:ascii="Arial" w:hAnsi="Arial"/>
+          <w:sz w:val="20"/>
+        </w:rPr>
+        <w:t>El sistema permite importar al menos dos fuentes compatibles.</w:t>
+      </w:r>
+    </w:p>
+    <w:p>
+      <w:pPr>
+        <w:pStyle w:val="ListBullet"/>
+      </w:pPr>
+      <w:r>
+        <w:rPr>
+          <w:rFonts w:ascii="Arial" w:hAnsi="Arial"/>
+          <w:sz w:val="20"/>
+        </w:rPr>
+        <w:t>La replica puede ejecutarse con seleccion de tablas y mapeo de columnas.</w:t>
+      </w:r>
+    </w:p>
+    <w:p>
+      <w:pPr>
+        <w:pStyle w:val="ListBullet"/>
+      </w:pPr>
+      <w:r>
+        <w:rPr>
+          <w:rFonts w:ascii="Arial" w:hAnsi="Arial"/>
+          <w:sz w:val="20"/>
+        </w:rPr>
+        <w:t>El historial muestra progreso, estado y reporte descargable.</w:t>
+      </w:r>
+    </w:p>
+    <w:p>
+      <w:pPr>
+        <w:pStyle w:val="ListBullet"/>
+      </w:pPr>
+      <w:r>
+        <w:rPr>
+          <w:rFonts w:ascii="Arial" w:hAnsi="Arial"/>
+          <w:sz w:val="20"/>
+        </w:rPr>
+        <w:t>El catalogo resultante puede exportarse cuando corresponde.</w:t>
+      </w:r>
+    </w:p>
+    <w:p>
+      <w:pPr>
+        <w:pStyle w:val="ListBullet"/>
+      </w:pPr>
+      <w:r>
+        <w:rPr>
+          <w:rFonts w:ascii="Arial" w:hAnsi="Arial"/>
+          <w:sz w:val="20"/>
+        </w:rPr>
+        <w:t>La documentacion FD01 a FD06 describe claramente factibilidad, vision, requerimientos, arquitectura, resultados y propuesta.</w:t>
+      </w:r>
+    </w:p>
+    <w:p>
+      <w:pPr>
+        <w:pStyle w:val="Heading1"/>
+      </w:pPr>
+      <w:r>
+        <w:rPr>
+          <w:rFonts w:ascii="Arial" w:hAnsi="Arial"/>
+          <w:sz w:val="20"/>
+        </w:rPr>
+        <w:t>9. Impacto esperado</w:t>
+      </w:r>
+    </w:p>
+    <w:p>
+      <w:r>
+        <w:rPr>
+          <w:rFonts w:ascii="Arial" w:hAnsi="Arial"/>
+          <w:sz w:val="20"/>
+        </w:rPr>
+        <w:t>El proyecto reduce el esfuerzo manual de migracion en escenarios academicos, mejora la trazabilidad de pruebas de datos y facilita que el usuario entregue evidencia tecnica mediante reportes y archivos descargables.</w:t>
+      </w:r>
+    </w:p>
+    <w:p>
+      <w:pPr>
+        <w:pStyle w:val="Heading1"/>
+      </w:pPr>
+      <w:r>
+        <w:t>Anexo de diagramas visuales</w:t>
+      </w:r>
+    </w:p>
+    <w:p>
+      <w:r>
         <w:drawing>
           <wp:inline xmlns:a="http://schemas.openxmlformats.org/drawingml/2006/main" xmlns:pic="http://schemas.openxmlformats.org/drawingml/2006/picture">
-            <wp:extent cx="914400" cy="1167319"/>
+            <wp:extent cx="6126480" cy="3471672"/>
             <wp:docPr id="1" name="Picture 1"/>
             <wp:cNvGraphicFramePr>
               <a:graphicFrameLocks noChangeAspect="1"/>
@@ -18,7 +2200,7 @@
               <a:graphicData uri="http://schemas.openxmlformats.org/drawingml/2006/picture">
                 <pic:pic>
                   <pic:nvPicPr>
-                    <pic:cNvPr id="0" name="logo-upt.png"/>
+                    <pic:cNvPr id="0" name="image.png"/>
                     <pic:cNvPicPr/>
                   </pic:nvPicPr>
                   <pic:blipFill>
@@ -30,7 +2212,7 @@
                   <pic:spPr>
                     <a:xfrm>
                       <a:off x="0" y="0"/>
-                      <a:ext cx="914400" cy="1167319"/>
+                      <a:ext cx="6126480" cy="3471672"/>
                     </a:xfrm>
                     <a:prstGeom prst="rect"/>
                   </pic:spPr>
@@ -41,1133 +2223,14 @@
         </w:drawing>
       </w:r>
     </w:p>
-    <w:p>
-      <w:pPr>
-        <w:jc w:val="center"/>
-      </w:pPr>
-      <w:r>
-        <w:rPr>
-          <w:b/>
-          <w:sz w:val="26"/>
-        </w:rPr>
-        <w:t>UNIVERSIDAD PRIVADA DE TACNA</w:t>
-      </w:r>
-    </w:p>
-    <w:p>
-      <w:pPr>
-        <w:jc w:val="center"/>
-      </w:pPr>
-      <w:r>
-        <w:rPr>
-          <w:b/>
-          <w:sz w:val="24"/>
-        </w:rPr>
-        <w:t>FACULTAD DE INGENIERIA</w:t>
-      </w:r>
-    </w:p>
-    <w:p>
-      <w:pPr>
-        <w:jc w:val="center"/>
-      </w:pPr>
-      <w:r>
-        <w:rPr>
-          <w:b/>
-          <w:sz w:val="22"/>
-        </w:rPr>
-        <w:t>Escuela Profesional de Ingenieria de Sistemas</w:t>
-      </w:r>
-    </w:p>
-    <w:p/>
-    <w:p>
-      <w:pPr>
-        <w:jc w:val="center"/>
-      </w:pPr>
-      <w:r>
-        <w:rPr>
-          <w:b/>
-          <w:color w:val="1F4E79"/>
-          <w:sz w:val="36"/>
-        </w:rPr>
-        <w:t>Drop Nexus - Replicador de Datos entre Bases de Datos</w:t>
-      </w:r>
-    </w:p>
-    <w:p>
-      <w:pPr>
-        <w:jc w:val="center"/>
-      </w:pPr>
-      <w:r>
-        <w:rPr>
-          <w:b/>
-          <w:sz w:val="30"/>
-        </w:rPr>
-        <w:t>FD06 - Propuesta de Proyecto</w:t>
-      </w:r>
-    </w:p>
-    <w:p/>
-    <w:p>
-      <w:pPr>
-        <w:jc w:val="center"/>
-      </w:pPr>
-      <w:r>
-        <w:rPr>
-          <w:b/>
-        </w:rPr>
-        <w:t xml:space="preserve">Curso: </w:t>
-      </w:r>
-      <w:r>
-        <w:t>SI783 - Proyecto de Sistemas</w:t>
-      </w:r>
-    </w:p>
-    <w:p>
-      <w:pPr>
-        <w:jc w:val="center"/>
-      </w:pPr>
-      <w:r>
-        <w:rPr>
-          <w:b/>
-        </w:rPr>
-        <w:t xml:space="preserve">Integrantes: </w:t>
-      </w:r>
-      <w:r>
-        <w:t>Equipo del proyecto</w:t>
-      </w:r>
-    </w:p>
-    <w:p>
-      <w:pPr>
-        <w:jc w:val="center"/>
-      </w:pPr>
-      <w:r>
-        <w:rPr>
-          <w:b/>
-        </w:rPr>
-        <w:t xml:space="preserve">Version: </w:t>
-      </w:r>
-      <w:r>
-        <w:t>1.0</w:t>
-      </w:r>
-    </w:p>
-    <w:p>
-      <w:pPr>
-        <w:jc w:val="center"/>
-      </w:pPr>
-      <w:r>
-        <w:rPr>
-          <w:b/>
-        </w:rPr>
-        <w:t xml:space="preserve">Fecha: </w:t>
-      </w:r>
-      <w:r>
-        <w:t>04/07/2026</w:t>
-      </w:r>
-    </w:p>
-    <w:p>
-      <w:pPr>
-        <w:jc w:val="center"/>
-      </w:pPr>
-      <w:r>
-        <w:rPr>
-          <w:b/>
-        </w:rPr>
-        <w:t xml:space="preserve">Ubicacion del aplicativo: </w:t>
-      </w:r>
-      <w:r>
-        <w:t>Carpeta web/ del repositorio local</w:t>
-      </w:r>
-    </w:p>
-    <w:p>
-      <w:pPr>
-        <w:jc w:val="center"/>
-      </w:pPr>
-      <w:r>
-        <w:rPr>
-          <w:b/>
-        </w:rPr>
-        <w:t>Tacna - Peru</w:t>
-      </w:r>
-    </w:p>
-    <w:p>
-      <w:r>
-        <w:br w:type="page"/>
-      </w:r>
-    </w:p>
-    <w:p>
-      <w:pPr>
-        <w:pStyle w:val="Heading1"/>
-      </w:pPr>
-      <w:r>
-        <w:t>Control de versiones</w:t>
-      </w:r>
-    </w:p>
-    <w:tbl>
-      <w:tblPr>
-        <w:tblStyle w:val="TableGrid"/>
-        <w:tblW w:type="auto" w:w="0"/>
-        <w:jc w:val="center"/>
-        <w:tblLayout w:type="fixed"/>
-        <w:tblLook w:firstColumn="1" w:firstRow="1" w:lastColumn="0" w:lastRow="0" w:noHBand="0" w:noVBand="1" w:val="04A0"/>
-      </w:tblPr>
-      <w:tblGrid>
-        <w:gridCol w:w="1632"/>
-        <w:gridCol w:w="1632"/>
-        <w:gridCol w:w="1632"/>
-        <w:gridCol w:w="1632"/>
-        <w:gridCol w:w="1632"/>
-        <w:gridCol w:w="1632"/>
-      </w:tblGrid>
-      <w:tr>
-        <w:tc>
-          <w:tcPr>
-            <w:tcW w:type="dxa" w:w="1080"/>
-            <w:shd w:fill="E8EEF5"/>
-            <w:vAlign w:val="center"/>
-          </w:tcPr>
-          <w:p>
-            <w:pPr>
-              <w:spacing w:after="40"/>
-            </w:pPr>
-            <w:r>
-              <w:rPr>
-                <w:b/>
-              </w:rPr>
-              <w:t>Version</w:t>
-            </w:r>
-          </w:p>
-        </w:tc>
-        <w:tc>
-          <w:tcPr>
-            <w:tcW w:type="dxa" w:w="1800"/>
-            <w:shd w:fill="E8EEF5"/>
-            <w:vAlign w:val="center"/>
-          </w:tcPr>
-          <w:p>
-            <w:pPr>
-              <w:spacing w:after="40"/>
-            </w:pPr>
-            <w:r>
-              <w:rPr>
-                <w:b/>
-              </w:rPr>
-              <w:t>Hecha por</w:t>
-            </w:r>
-          </w:p>
-        </w:tc>
-        <w:tc>
-          <w:tcPr>
-            <w:tcW w:type="dxa" w:w="1800"/>
-            <w:shd w:fill="E8EEF5"/>
-            <w:vAlign w:val="center"/>
-          </w:tcPr>
-          <w:p>
-            <w:pPr>
-              <w:spacing w:after="40"/>
-            </w:pPr>
-            <w:r>
-              <w:rPr>
-                <w:b/>
-              </w:rPr>
-              <w:t>Revisada por</w:t>
-            </w:r>
-          </w:p>
-        </w:tc>
-        <w:tc>
-          <w:tcPr>
-            <w:tcW w:type="dxa" w:w="1800"/>
-            <w:shd w:fill="E8EEF5"/>
-            <w:vAlign w:val="center"/>
-          </w:tcPr>
-          <w:p>
-            <w:pPr>
-              <w:spacing w:after="40"/>
-            </w:pPr>
-            <w:r>
-              <w:rPr>
-                <w:b/>
-              </w:rPr>
-              <w:t>Aprobada por</w:t>
-            </w:r>
-          </w:p>
-        </w:tc>
-        <w:tc>
-          <w:tcPr>
-            <w:tcW w:type="dxa" w:w="1296"/>
-            <w:shd w:fill="E8EEF5"/>
-            <w:vAlign w:val="center"/>
-          </w:tcPr>
-          <w:p>
-            <w:pPr>
-              <w:spacing w:after="40"/>
-            </w:pPr>
-            <w:r>
-              <w:rPr>
-                <w:b/>
-              </w:rPr>
-              <w:t>Fecha</w:t>
-            </w:r>
-          </w:p>
-        </w:tc>
-        <w:tc>
-          <w:tcPr>
-            <w:tcW w:type="dxa" w:w="2951"/>
-            <w:shd w:fill="E8EEF5"/>
-            <w:vAlign w:val="center"/>
-          </w:tcPr>
-          <w:p>
-            <w:pPr>
-              <w:spacing w:after="40"/>
-            </w:pPr>
-            <w:r>
-              <w:rPr>
-                <w:b/>
-              </w:rPr>
-              <w:t>Motivo</w:t>
-            </w:r>
-          </w:p>
-        </w:tc>
-      </w:tr>
-      <w:tr>
-        <w:tc>
-          <w:tcPr>
-            <w:tcW w:type="dxa" w:w="1080"/>
-            <w:vAlign w:val="center"/>
-          </w:tcPr>
-          <w:p>
-            <w:pPr>
-              <w:spacing w:after="40"/>
-            </w:pPr>
-            <w:r>
-              <w:t>1.0</w:t>
-            </w:r>
-          </w:p>
-        </w:tc>
-        <w:tc>
-          <w:tcPr>
-            <w:tcW w:type="dxa" w:w="1800"/>
-            <w:vAlign w:val="center"/>
-          </w:tcPr>
-          <w:p>
-            <w:pPr>
-              <w:spacing w:after="40"/>
-            </w:pPr>
-            <w:r>
-              <w:t>Equipo del proyecto</w:t>
-            </w:r>
-          </w:p>
-        </w:tc>
-        <w:tc>
-          <w:tcPr>
-            <w:tcW w:type="dxa" w:w="1800"/>
-            <w:vAlign w:val="center"/>
-          </w:tcPr>
-          <w:p>
-            <w:pPr>
-              <w:spacing w:after="40"/>
-            </w:pPr>
-            <w:r>
-              <w:t>Pendiente</w:t>
-            </w:r>
-          </w:p>
-        </w:tc>
-        <w:tc>
-          <w:tcPr>
-            <w:tcW w:type="dxa" w:w="1800"/>
-            <w:vAlign w:val="center"/>
-          </w:tcPr>
-          <w:p>
-            <w:pPr>
-              <w:spacing w:after="40"/>
-            </w:pPr>
-            <w:r>
-              <w:t>Pendiente</w:t>
-            </w:r>
-          </w:p>
-        </w:tc>
-        <w:tc>
-          <w:tcPr>
-            <w:tcW w:type="dxa" w:w="1296"/>
-            <w:vAlign w:val="center"/>
-          </w:tcPr>
-          <w:p>
-            <w:pPr>
-              <w:spacing w:after="40"/>
-            </w:pPr>
-            <w:r>
-              <w:t>04/07/2026</w:t>
-            </w:r>
-          </w:p>
-        </w:tc>
-        <w:tc>
-          <w:tcPr>
-            <w:tcW w:type="dxa" w:w="2951"/>
-            <w:vAlign w:val="center"/>
-          </w:tcPr>
-          <w:p>
-            <w:pPr>
-              <w:spacing w:after="40"/>
-            </w:pPr>
-            <w:r>
-              <w:t>Adaptacion del documento FD06 - Propuesta de Proyecto a la app implementada</w:t>
-            </w:r>
-          </w:p>
-        </w:tc>
-      </w:tr>
-    </w:tbl>
-    <w:p>
-      <w:pPr>
-        <w:pStyle w:val="Heading1"/>
-      </w:pPr>
-      <w:r>
-        <w:t>1. Propuesta</w:t>
-      </w:r>
-    </w:p>
-    <w:p>
-      <w:r>
-        <w:t>Se propone Drop Nexus, una aplicacion web para replicar datos entre bases de datos heterogeneas, orientada a escenarios academicos y tecnicos donde se requiere migrar, validar y descargar informacion transformada.</w:t>
-      </w:r>
-    </w:p>
-    <w:p>
-      <w:pPr>
-        <w:pStyle w:val="Heading1"/>
-      </w:pPr>
-      <w:r>
-        <w:t>2. Problema</w:t>
-      </w:r>
-    </w:p>
-    <w:p>
-      <w:r>
-        <w:t>La transferencia de datos entre motores diferentes suele resolverse con scripts manuales, exportaciones parciales o herramientas que no cubren archivos academicos como Excel/CSV, SQLite o respaldos .bak. Esto dificulta la trazabilidad y la entrega de un resultado verificable.</w:t>
-      </w:r>
-    </w:p>
-    <w:p>
-      <w:pPr>
-        <w:pStyle w:val="Heading1"/>
-      </w:pPr>
-      <w:r>
-        <w:t>3. Solucion propuesta</w:t>
-      </w:r>
-    </w:p>
-    <w:p>
-      <w:pPr>
-        <w:pStyle w:val="ListBullet"/>
-      </w:pPr>
-      <w:r>
-        <w:t>Web centralizada para importar o conectar bases.</w:t>
-      </w:r>
-    </w:p>
-    <w:p>
-      <w:pPr>
-        <w:pStyle w:val="ListBullet"/>
-      </w:pPr>
-      <w:r>
-        <w:t>Normalizacion interna de catalogos para archivos.</w:t>
-      </w:r>
-    </w:p>
-    <w:p>
-      <w:pPr>
-        <w:pStyle w:val="ListBullet"/>
-      </w:pPr>
-      <w:r>
-        <w:t>Replicacion por tablas y columnas con modos de escritura configurables.</w:t>
-      </w:r>
-    </w:p>
-    <w:p>
-      <w:pPr>
-        <w:pStyle w:val="ListBullet"/>
-      </w:pPr>
-      <w:r>
-        <w:t>Descarga de la base modificada en JSON, Excel o SQLite.</w:t>
-      </w:r>
-    </w:p>
-    <w:p>
-      <w:pPr>
-        <w:pStyle w:val="ListBullet"/>
-      </w:pPr>
-      <w:r>
-        <w:t>Skill .md, plugin/chatbox y extension VS Code para guiar el uso del proyecto.</w:t>
-      </w:r>
-    </w:p>
-    <w:p>
-      <w:pPr>
-        <w:pStyle w:val="Heading1"/>
-      </w:pPr>
-      <w:r>
-        <w:t>4. Objetivos</w:t>
-      </w:r>
-    </w:p>
-    <w:tbl>
-      <w:tblPr>
-        <w:tblStyle w:val="TableGrid"/>
-        <w:tblW w:type="auto" w:w="0"/>
-        <w:jc w:val="center"/>
-        <w:tblLayout w:type="fixed"/>
-        <w:tblLook w:firstColumn="1" w:firstRow="1" w:lastColumn="0" w:lastRow="0" w:noHBand="0" w:noVBand="1" w:val="04A0"/>
-      </w:tblPr>
-      <w:tblGrid>
-        <w:gridCol w:w="4896"/>
-        <w:gridCol w:w="4896"/>
-      </w:tblGrid>
-      <w:tr>
-        <w:tc>
-          <w:tcPr>
-            <w:tcW w:type="dxa" w:w="1944"/>
-            <w:shd w:fill="E8EEF5"/>
-            <w:vAlign w:val="center"/>
-          </w:tcPr>
-          <w:p>
-            <w:pPr>
-              <w:spacing w:after="40"/>
-            </w:pPr>
-            <w:r>
-              <w:rPr>
-                <w:b/>
-              </w:rPr>
-              <w:t>Tipo</w:t>
-            </w:r>
-          </w:p>
-        </w:tc>
-        <w:tc>
-          <w:tcPr>
-            <w:tcW w:type="dxa" w:w="7416"/>
-            <w:shd w:fill="E8EEF5"/>
-            <w:vAlign w:val="center"/>
-          </w:tcPr>
-          <w:p>
-            <w:pPr>
-              <w:spacing w:after="40"/>
-            </w:pPr>
-            <w:r>
-              <w:rPr>
-                <w:b/>
-              </w:rPr>
-              <w:t>Objetivo</w:t>
-            </w:r>
-          </w:p>
-        </w:tc>
-      </w:tr>
-      <w:tr>
-        <w:tc>
-          <w:tcPr>
-            <w:tcW w:type="dxa" w:w="1944"/>
-            <w:vAlign w:val="center"/>
-          </w:tcPr>
-          <w:p>
-            <w:pPr>
-              <w:spacing w:after="40"/>
-            </w:pPr>
-            <w:r>
-              <w:t>General</w:t>
-            </w:r>
-          </w:p>
-        </w:tc>
-        <w:tc>
-          <w:tcPr>
-            <w:tcW w:type="dxa" w:w="7416"/>
-            <w:vAlign w:val="center"/>
-          </w:tcPr>
-          <w:p>
-            <w:pPr>
-              <w:spacing w:after="40"/>
-            </w:pPr>
-            <w:r>
-              <w:t>Construir una herramienta web que replique datos entre bases de datos y entregue resultados descargables.</w:t>
-            </w:r>
-          </w:p>
-        </w:tc>
-      </w:tr>
-      <w:tr>
-        <w:tc>
-          <w:tcPr>
-            <w:tcW w:type="dxa" w:w="1944"/>
-            <w:vAlign w:val="center"/>
-          </w:tcPr>
-          <w:p>
-            <w:pPr>
-              <w:spacing w:after="40"/>
-            </w:pPr>
-            <w:r>
-              <w:t>Especifico 1</w:t>
-            </w:r>
-          </w:p>
-        </w:tc>
-        <w:tc>
-          <w:tcPr>
-            <w:tcW w:type="dxa" w:w="7416"/>
-            <w:vAlign w:val="center"/>
-          </w:tcPr>
-          <w:p>
-            <w:pPr>
-              <w:spacing w:after="40"/>
-            </w:pPr>
-            <w:r>
-              <w:t>Soportar importacion de SQL, SQLite, MongoDB JSON/NDJSON, Excel/CSV y .bak configurado.</w:t>
-            </w:r>
-          </w:p>
-        </w:tc>
-      </w:tr>
-      <w:tr>
-        <w:tc>
-          <w:tcPr>
-            <w:tcW w:type="dxa" w:w="1944"/>
-            <w:vAlign w:val="center"/>
-          </w:tcPr>
-          <w:p>
-            <w:pPr>
-              <w:spacing w:after="40"/>
-            </w:pPr>
-            <w:r>
-              <w:t>Especifico 2</w:t>
-            </w:r>
-          </w:p>
-        </w:tc>
-        <w:tc>
-          <w:tcPr>
-            <w:tcW w:type="dxa" w:w="7416"/>
-            <w:vAlign w:val="center"/>
-          </w:tcPr>
-          <w:p>
-            <w:pPr>
-              <w:spacing w:after="40"/>
-            </w:pPr>
-            <w:r>
-              <w:t>Implementar mapeo, transformacion y ejecucion por lotes con historial.</w:t>
-            </w:r>
-          </w:p>
-        </w:tc>
-      </w:tr>
-      <w:tr>
-        <w:tc>
-          <w:tcPr>
-            <w:tcW w:type="dxa" w:w="1944"/>
-            <w:vAlign w:val="center"/>
-          </w:tcPr>
-          <w:p>
-            <w:pPr>
-              <w:spacing w:after="40"/>
-            </w:pPr>
-            <w:r>
-              <w:t>Especifico 3</w:t>
-            </w:r>
-          </w:p>
-        </w:tc>
-        <w:tc>
-          <w:tcPr>
-            <w:tcW w:type="dxa" w:w="7416"/>
-            <w:vAlign w:val="center"/>
-          </w:tcPr>
-          <w:p>
-            <w:pPr>
-              <w:spacing w:after="40"/>
-            </w:pPr>
-            <w:r>
-              <w:t>Desplegar la app en una arquitectura compatible con Render y Supabase.</w:t>
-            </w:r>
-          </w:p>
-        </w:tc>
-      </w:tr>
-      <w:tr>
-        <w:tc>
-          <w:tcPr>
-            <w:tcW w:type="dxa" w:w="1944"/>
-            <w:vAlign w:val="center"/>
-          </w:tcPr>
-          <w:p>
-            <w:pPr>
-              <w:spacing w:after="40"/>
-            </w:pPr>
-            <w:r>
-              <w:t>Especifico 4</w:t>
-            </w:r>
-          </w:p>
-        </w:tc>
-        <w:tc>
-          <w:tcPr>
-            <w:tcW w:type="dxa" w:w="7416"/>
-            <w:vAlign w:val="center"/>
-          </w:tcPr>
-          <w:p>
-            <w:pPr>
-              <w:spacing w:after="40"/>
-            </w:pPr>
-            <w:r>
-              <w:t>Documentar la propuesta, factibilidad, vision, requerimientos, arquitectura e informe final.</w:t>
-            </w:r>
-          </w:p>
-        </w:tc>
-      </w:tr>
-    </w:tbl>
-    <w:p>
-      <w:pPr>
-        <w:pStyle w:val="Heading1"/>
-      </w:pPr>
-      <w:r>
-        <w:t>5. Alcance</w:t>
-      </w:r>
-    </w:p>
-    <w:p>
-      <w:r>
-        <w:t>Incluye la web ubicada en web/, backend API, frontend, extension VS Code, skill del asistente, plugin/chatbox y documentos FD01 a FD06. No incluye CDC exact-once ni administracion avanzada de infraestructura SQL Server.</w:t>
-      </w:r>
-    </w:p>
-    <w:p>
-      <w:pPr>
-        <w:pStyle w:val="Heading1"/>
-      </w:pPr>
-      <w:r>
-        <w:t>6. Cronograma propuesto</w:t>
-      </w:r>
-    </w:p>
-    <w:tbl>
-      <w:tblPr>
-        <w:tblStyle w:val="TableGrid"/>
-        <w:tblW w:type="auto" w:w="0"/>
-        <w:jc w:val="center"/>
-        <w:tblLayout w:type="fixed"/>
-        <w:tblLook w:firstColumn="1" w:firstRow="1" w:lastColumn="0" w:lastRow="0" w:noHBand="0" w:noVBand="1" w:val="04A0"/>
-      </w:tblPr>
-      <w:tblGrid>
-        <w:gridCol w:w="3264"/>
-        <w:gridCol w:w="3264"/>
-        <w:gridCol w:w="3264"/>
-      </w:tblGrid>
-      <w:tr>
-        <w:tc>
-          <w:tcPr>
-            <w:tcW w:type="dxa" w:w="1296"/>
-            <w:shd w:fill="E8EEF5"/>
-            <w:vAlign w:val="center"/>
-          </w:tcPr>
-          <w:p>
-            <w:pPr>
-              <w:spacing w:after="40"/>
-            </w:pPr>
-            <w:r>
-              <w:rPr>
-                <w:b/>
-              </w:rPr>
-              <w:t>Semana</w:t>
-            </w:r>
-          </w:p>
-        </w:tc>
-        <w:tc>
-          <w:tcPr>
-            <w:tcW w:type="dxa" w:w="4392"/>
-            <w:shd w:fill="E8EEF5"/>
-            <w:vAlign w:val="center"/>
-          </w:tcPr>
-          <w:p>
-            <w:pPr>
-              <w:spacing w:after="40"/>
-            </w:pPr>
-            <w:r>
-              <w:rPr>
-                <w:b/>
-              </w:rPr>
-              <w:t>Actividad</w:t>
-            </w:r>
-          </w:p>
-        </w:tc>
-        <w:tc>
-          <w:tcPr>
-            <w:tcW w:type="dxa" w:w="3671"/>
-            <w:shd w:fill="E8EEF5"/>
-            <w:vAlign w:val="center"/>
-          </w:tcPr>
-          <w:p>
-            <w:pPr>
-              <w:spacing w:after="40"/>
-            </w:pPr>
-            <w:r>
-              <w:rPr>
-                <w:b/>
-              </w:rPr>
-              <w:t>Resultado</w:t>
-            </w:r>
-          </w:p>
-        </w:tc>
-      </w:tr>
-      <w:tr>
-        <w:tc>
-          <w:tcPr>
-            <w:tcW w:type="dxa" w:w="1296"/>
-            <w:vAlign w:val="center"/>
-          </w:tcPr>
-          <w:p>
-            <w:pPr>
-              <w:spacing w:after="40"/>
-            </w:pPr>
-            <w:r>
-              <w:t>1</w:t>
-            </w:r>
-          </w:p>
-        </w:tc>
-        <w:tc>
-          <w:tcPr>
-            <w:tcW w:type="dxa" w:w="4392"/>
-            <w:vAlign w:val="center"/>
-          </w:tcPr>
-          <w:p>
-            <w:pPr>
-              <w:spacing w:after="40"/>
-            </w:pPr>
-            <w:r>
-              <w:t>Analisis y propuesta</w:t>
-            </w:r>
-          </w:p>
-        </w:tc>
-        <w:tc>
-          <w:tcPr>
-            <w:tcW w:type="dxa" w:w="3671"/>
-            <w:vAlign w:val="center"/>
-          </w:tcPr>
-          <w:p>
-            <w:pPr>
-              <w:spacing w:after="40"/>
-            </w:pPr>
-            <w:r>
-              <w:t>Vision, factibilidad y alcance.</w:t>
-            </w:r>
-          </w:p>
-        </w:tc>
-      </w:tr>
-      <w:tr>
-        <w:tc>
-          <w:tcPr>
-            <w:tcW w:type="dxa" w:w="1296"/>
-            <w:vAlign w:val="center"/>
-          </w:tcPr>
-          <w:p>
-            <w:pPr>
-              <w:spacing w:after="40"/>
-            </w:pPr>
-            <w:r>
-              <w:t>2</w:t>
-            </w:r>
-          </w:p>
-        </w:tc>
-        <w:tc>
-          <w:tcPr>
-            <w:tcW w:type="dxa" w:w="4392"/>
-            <w:vAlign w:val="center"/>
-          </w:tcPr>
-          <w:p>
-            <w:pPr>
-              <w:spacing w:after="40"/>
-            </w:pPr>
-            <w:r>
-              <w:t>Diseno de arquitectura</w:t>
-            </w:r>
-          </w:p>
-        </w:tc>
-        <w:tc>
-          <w:tcPr>
-            <w:tcW w:type="dxa" w:w="3671"/>
-            <w:vAlign w:val="center"/>
-          </w:tcPr>
-          <w:p>
-            <w:pPr>
-              <w:spacing w:after="40"/>
-            </w:pPr>
-            <w:r>
-              <w:t>Componentes, flujos y modelo de datos.</w:t>
-            </w:r>
-          </w:p>
-        </w:tc>
-      </w:tr>
-      <w:tr>
-        <w:tc>
-          <w:tcPr>
-            <w:tcW w:type="dxa" w:w="1296"/>
-            <w:vAlign w:val="center"/>
-          </w:tcPr>
-          <w:p>
-            <w:pPr>
-              <w:spacing w:after="40"/>
-            </w:pPr>
-            <w:r>
-              <w:t>3-4</w:t>
-            </w:r>
-          </w:p>
-        </w:tc>
-        <w:tc>
-          <w:tcPr>
-            <w:tcW w:type="dxa" w:w="4392"/>
-            <w:vAlign w:val="center"/>
-          </w:tcPr>
-          <w:p>
-            <w:pPr>
-              <w:spacing w:after="40"/>
-            </w:pPr>
-            <w:r>
-              <w:t>Implementacion backend</w:t>
-            </w:r>
-          </w:p>
-        </w:tc>
-        <w:tc>
-          <w:tcPr>
-            <w:tcW w:type="dxa" w:w="3671"/>
-            <w:vAlign w:val="center"/>
-          </w:tcPr>
-          <w:p>
-            <w:pPr>
-              <w:spacing w:after="40"/>
-            </w:pPr>
-            <w:r>
-              <w:t>API, adaptadores, catalogos y replicacion.</w:t>
-            </w:r>
-          </w:p>
-        </w:tc>
-      </w:tr>
-      <w:tr>
-        <w:tc>
-          <w:tcPr>
-            <w:tcW w:type="dxa" w:w="1296"/>
-            <w:vAlign w:val="center"/>
-          </w:tcPr>
-          <w:p>
-            <w:pPr>
-              <w:spacing w:after="40"/>
-            </w:pPr>
-            <w:r>
-              <w:t>5</w:t>
-            </w:r>
-          </w:p>
-        </w:tc>
-        <w:tc>
-          <w:tcPr>
-            <w:tcW w:type="dxa" w:w="4392"/>
-            <w:vAlign w:val="center"/>
-          </w:tcPr>
-          <w:p>
-            <w:pPr>
-              <w:spacing w:after="40"/>
-            </w:pPr>
-            <w:r>
-              <w:t>Implementacion frontend</w:t>
-            </w:r>
-          </w:p>
-        </w:tc>
-        <w:tc>
-          <w:tcPr>
-            <w:tcW w:type="dxa" w:w="3671"/>
-            <w:vAlign w:val="center"/>
-          </w:tcPr>
-          <w:p>
-            <w:pPr>
-              <w:spacing w:after="40"/>
-            </w:pPr>
-            <w:r>
-              <w:t>Pantallas, formularios, validaciones y descargas.</w:t>
-            </w:r>
-          </w:p>
-        </w:tc>
-      </w:tr>
-      <w:tr>
-        <w:tc>
-          <w:tcPr>
-            <w:tcW w:type="dxa" w:w="1296"/>
-            <w:vAlign w:val="center"/>
-          </w:tcPr>
-          <w:p>
-            <w:pPr>
-              <w:spacing w:after="40"/>
-            </w:pPr>
-            <w:r>
-              <w:t>6</w:t>
-            </w:r>
-          </w:p>
-        </w:tc>
-        <w:tc>
-          <w:tcPr>
-            <w:tcW w:type="dxa" w:w="4392"/>
-            <w:vAlign w:val="center"/>
-          </w:tcPr>
-          <w:p>
-            <w:pPr>
-              <w:spacing w:after="40"/>
-            </w:pPr>
-            <w:r>
-              <w:t>Skill, plugin y extension</w:t>
-            </w:r>
-          </w:p>
-        </w:tc>
-        <w:tc>
-          <w:tcPr>
-            <w:tcW w:type="dxa" w:w="3671"/>
-            <w:vAlign w:val="center"/>
-          </w:tcPr>
-          <w:p>
-            <w:pPr>
-              <w:spacing w:after="40"/>
-            </w:pPr>
-            <w:r>
-              <w:t>Asistencia integrada al proyecto.</w:t>
-            </w:r>
-          </w:p>
-        </w:tc>
-      </w:tr>
-      <w:tr>
-        <w:tc>
-          <w:tcPr>
-            <w:tcW w:type="dxa" w:w="1296"/>
-            <w:vAlign w:val="center"/>
-          </w:tcPr>
-          <w:p>
-            <w:pPr>
-              <w:spacing w:after="40"/>
-            </w:pPr>
-            <w:r>
-              <w:t>7</w:t>
-            </w:r>
-          </w:p>
-        </w:tc>
-        <w:tc>
-          <w:tcPr>
-            <w:tcW w:type="dxa" w:w="4392"/>
-            <w:vAlign w:val="center"/>
-          </w:tcPr>
-          <w:p>
-            <w:pPr>
-              <w:spacing w:after="40"/>
-            </w:pPr>
-            <w:r>
-              <w:t>Pruebas y Render</w:t>
-            </w:r>
-          </w:p>
-        </w:tc>
-        <w:tc>
-          <w:tcPr>
-            <w:tcW w:type="dxa" w:w="3671"/>
-            <w:vAlign w:val="center"/>
-          </w:tcPr>
-          <w:p>
-            <w:pPr>
-              <w:spacing w:after="40"/>
-            </w:pPr>
-            <w:r>
-              <w:t>Builds, validaciones y despliegue.</w:t>
-            </w:r>
-          </w:p>
-        </w:tc>
-      </w:tr>
-      <w:tr>
-        <w:tc>
-          <w:tcPr>
-            <w:tcW w:type="dxa" w:w="1296"/>
-            <w:vAlign w:val="center"/>
-          </w:tcPr>
-          <w:p>
-            <w:pPr>
-              <w:spacing w:after="40"/>
-            </w:pPr>
-            <w:r>
-              <w:t>8</w:t>
-            </w:r>
-          </w:p>
-        </w:tc>
-        <w:tc>
-          <w:tcPr>
-            <w:tcW w:type="dxa" w:w="4392"/>
-            <w:vAlign w:val="center"/>
-          </w:tcPr>
-          <w:p>
-            <w:pPr>
-              <w:spacing w:after="40"/>
-            </w:pPr>
-            <w:r>
-              <w:t>Documentacion final</w:t>
-            </w:r>
-          </w:p>
-        </w:tc>
-        <w:tc>
-          <w:tcPr>
-            <w:tcW w:type="dxa" w:w="3671"/>
-            <w:vAlign w:val="center"/>
-          </w:tcPr>
-          <w:p>
-            <w:pPr>
-              <w:spacing w:after="40"/>
-            </w:pPr>
-            <w:r>
-              <w:t>Informes actualizados y preparacion de presentacion.</w:t>
-            </w:r>
-          </w:p>
-        </w:tc>
-      </w:tr>
-    </w:tbl>
-    <w:p>
-      <w:pPr>
-        <w:pStyle w:val="Heading1"/>
-      </w:pPr>
-      <w:r>
-        <w:t>7. Criterios de exito</w:t>
-      </w:r>
-    </w:p>
-    <w:p>
-      <w:pPr>
-        <w:pStyle w:val="ListBullet"/>
-      </w:pPr>
-      <w:r>
-        <w:t>La app permite importar una fuente de datos y ejecutar una replica.</w:t>
-      </w:r>
-    </w:p>
-    <w:p>
-      <w:pPr>
-        <w:pStyle w:val="ListBullet"/>
-      </w:pPr>
-      <w:r>
-        <w:t>El usuario puede descargar la base modificada.</w:t>
-      </w:r>
-    </w:p>
-    <w:p>
-      <w:pPr>
-        <w:pStyle w:val="ListBullet"/>
-      </w:pPr>
-      <w:r>
-        <w:t>Los errores comunes se validan con mensajes claros.</w:t>
-      </w:r>
-    </w:p>
-    <w:p>
-      <w:pPr>
-        <w:pStyle w:val="ListBullet"/>
-      </w:pPr>
-      <w:r>
-        <w:t>El proyecto puede ejecutarse localmente desde la carpeta web/.</w:t>
-      </w:r>
-    </w:p>
-    <w:p>
-      <w:pPr>
-        <w:pStyle w:val="ListBullet"/>
-      </w:pPr>
-      <w:r>
-        <w:t>Los documentos describen fielmente la app implementada.</w:t>
-      </w:r>
-    </w:p>
     <w:sectPr>
-      <w:footerReference w:type="default" r:id="rId10"/>
       <w:pgSz w:w="12240" w:h="15840"/>
-      <w:pgMar w:top="1152" w:right="1224" w:bottom="1152" w:left="1224" w:header="648" w:footer="648" w:gutter="0"/>
+      <w:pgMar w:top="1008" w:right="1080" w:bottom="1008" w:left="1080" w:header="720" w:footer="720" w:gutter="0"/>
       <w:cols w:space="720"/>
       <w:docGrid w:linePitch="360"/>
     </w:sectPr>
   </w:body>
 </w:document>
-</file>
-
-<file path=word/footer1.xml><?xml version="1.0" encoding="utf-8"?>
-<w:ftr xmlns:m="http://schemas.openxmlformats.org/officeDocument/2006/math" xmlns:mc="http://schemas.openxmlformats.org/markup-compatibility/2006" xmlns:mo="http://schemas.microsoft.com/office/mac/office/2008/main" xmlns:mv="urn:schemas-microsoft-com:mac:vml" xmlns:o="urn:schemas-microsoft-com:office:office" xmlns:r="http://schemas.openxmlformats.org/officeDocument/2006/relationships" xmlns:v="urn:schemas-microsoft-com:vml" xmlns:w10="urn:schemas-microsoft-com:office:word" xmlns:w14="http://schemas.microsoft.com/office/word/2010/wordml" xmlns:w="http://schemas.openxmlformats.org/wordprocessingml/2006/main" xmlns:wne="http://schemas.microsoft.com/office/word/2006/wordml" xmlns:wp14="http://schemas.microsoft.com/office/word/2010/wordprocessingDrawing" xmlns:wp="http://schemas.openxmlformats.org/drawingml/2006/wordprocessingDrawing" xmlns:wpc="http://schemas.microsoft.com/office/word/2010/wordprocessingCanvas" xmlns:wpg="http://schemas.microsoft.com/office/word/2010/wordprocessingGroup" xmlns:wpi="http://schemas.microsoft.com/office/word/2010/wordprocessingInk" xmlns:wps="http://schemas.microsoft.com/office/word/2010/wordprocessingShape" mc:Ignorable="w14 wp14">
-  <w:p>
-    <w:pPr>
-      <w:pStyle w:val="Footer"/>
-      <w:jc w:val="center"/>
-    </w:pPr>
-    <w:r>
-      <w:rPr>
-        <w:color w:val="595959"/>
-        <w:sz w:val="16"/>
-      </w:rPr>
-      <w:t>Drop Nexus - Replicador de Datos entre Bases de Datos | FD06 - Propuesta de Proyecto</w:t>
-    </w:r>
-  </w:p>
-</w:ftr>
 </file>
 
 <file path=word/numbering.xml><?xml version="1.0" encoding="utf-8"?>
@@ -1533,13 +2596,6 @@
     <w:name w:val="Normal"/>
     <w:qFormat/>
     <w:rsid w:val="00FC693F"/>
-    <w:pPr>
-      <w:spacing w:after="120" w:line="264" w:lineRule="auto"/>
-    </w:pPr>
-    <w:rPr>
-      <w:rFonts w:ascii="Calibri" w:hAnsi="Calibri"/>
-      <w:sz w:val="21"/>
-    </w:rPr>
   </w:style>
   <w:style w:type="paragraph" w:styleId="Header">
     <w:name w:val="header"/>
@@ -1596,15 +2652,15 @@
     <w:pPr>
       <w:keepNext/>
       <w:keepLines/>
-      <w:spacing w:before="280" w:after="160"/>
+      <w:spacing w:before="480" w:after="0"/>
       <w:outlineLvl w:val="0"/>
     </w:pPr>
     <w:rPr>
-      <w:rFonts w:asciiTheme="majorHAnsi" w:eastAsiaTheme="majorEastAsia" w:hAnsiTheme="majorHAnsi" w:cstheme="majorBidi" w:ascii="Calibri" w:hAnsi="Calibri"/>
+      <w:rFonts w:asciiTheme="majorHAnsi" w:eastAsiaTheme="majorEastAsia" w:hAnsiTheme="majorHAnsi" w:cstheme="majorBidi"/>
       <w:b/>
       <w:bCs/>
-      <w:color w:val="1F4E79"/>
-      <w:sz w:val="32"/>
+      <w:color w:val="365F91" w:themeColor="accent1" w:themeShade="BF"/>
+      <w:sz w:val="28"/>
       <w:szCs w:val="28"/>
     </w:rPr>
   </w:style>
@@ -1620,14 +2676,14 @@
     <w:pPr>
       <w:keepNext/>
       <w:keepLines/>
-      <w:spacing w:before="200" w:after="100"/>
+      <w:spacing w:before="200" w:after="0"/>
       <w:outlineLvl w:val="1"/>
     </w:pPr>
     <w:rPr>
-      <w:rFonts w:asciiTheme="majorHAnsi" w:eastAsiaTheme="majorEastAsia" w:hAnsiTheme="majorHAnsi" w:cstheme="majorBidi" w:ascii="Calibri" w:hAnsi="Calibri"/>
+      <w:rFonts w:asciiTheme="majorHAnsi" w:eastAsiaTheme="majorEastAsia" w:hAnsiTheme="majorHAnsi" w:cstheme="majorBidi"/>
       <w:b/>
       <w:bCs/>
-      <w:color w:val="2E74B5"/>
+      <w:color w:val="4F81BD" w:themeColor="accent1"/>
       <w:sz w:val="26"/>
       <w:szCs w:val="26"/>
     </w:rPr>
@@ -1644,15 +2700,14 @@
     <w:pPr>
       <w:keepNext/>
       <w:keepLines/>
-      <w:spacing w:before="160" w:after="80"/>
+      <w:spacing w:before="200" w:after="0"/>
       <w:outlineLvl w:val="2"/>
     </w:pPr>
     <w:rPr>
-      <w:rFonts w:asciiTheme="majorHAnsi" w:eastAsiaTheme="majorEastAsia" w:hAnsiTheme="majorHAnsi" w:cstheme="majorBidi" w:ascii="Calibri" w:hAnsi="Calibri"/>
+      <w:rFonts w:asciiTheme="majorHAnsi" w:eastAsiaTheme="majorEastAsia" w:hAnsiTheme="majorHAnsi" w:cstheme="majorBidi"/>
       <w:b/>
       <w:bCs/>
-      <w:color w:val="1F4D78"/>
-      <w:sz w:val="23"/>
+      <w:color w:val="4F81BD" w:themeColor="accent1"/>
     </w:rPr>
   </w:style>
   <w:style w:type="paragraph" w:styleId="Heading4">
